--- a/period_template.docx
+++ b/period_template.docx
@@ -4,6 +4,7 @@
   <w:body>
     <w:p>
       <w:pPr>
+        <w:jc w:val="center"/>
         <w:rPr>
           <w:rFonts w:ascii="Times New Roman" w:hAnsi="Times New Roman" w:cs="Times New Roman"/>
           <w:sz w:val="28"/>
@@ -15,6 +16,8 @@
       <w:r>
         <w:rPr>
           <w:rFonts w:ascii="Times New Roman" w:hAnsi="Times New Roman" w:cs="Times New Roman"/>
+          <w:b/>
+          <w:bCs/>
           <w:sz w:val="28"/>
           <w:szCs w:val="28"/>
           <w:lang w:val="en-US"/>
@@ -25,6 +28,8 @@
       <w:r>
         <w:rPr>
           <w:rFonts w:ascii="Times New Roman" w:hAnsi="Times New Roman" w:cs="Times New Roman"/>
+          <w:b/>
+          <w:bCs/>
           <w:sz w:val="28"/>
           <w:szCs w:val="28"/>
           <w:lang w:val="en-US"/>
@@ -35,6 +40,8 @@
       <w:r>
         <w:rPr>
           <w:rFonts w:ascii="Times New Roman" w:hAnsi="Times New Roman" w:cs="Times New Roman"/>
+          <w:b/>
+          <w:bCs/>
           <w:sz w:val="28"/>
           <w:szCs w:val="28"/>
           <w:lang w:val="en-US"/>
@@ -45,6 +52,8 @@
       <w:r>
         <w:rPr>
           <w:rFonts w:ascii="Times New Roman" w:hAnsi="Times New Roman" w:cs="Times New Roman"/>
+          <w:b/>
+          <w:bCs/>
           <w:sz w:val="28"/>
           <w:szCs w:val="28"/>
           <w:lang w:val="en-US"/>
@@ -55,6 +64,8 @@
       <w:r>
         <w:rPr>
           <w:rFonts w:ascii="Times New Roman" w:hAnsi="Times New Roman" w:cs="Times New Roman"/>
+          <w:b/>
+          <w:bCs/>
           <w:sz w:val="28"/>
           <w:szCs w:val="28"/>
           <w:lang w:val="en-US"/>
@@ -65,6 +76,8 @@
       <w:r>
         <w:rPr>
           <w:rFonts w:ascii="Times New Roman" w:hAnsi="Times New Roman" w:cs="Times New Roman"/>
+          <w:b/>
+          <w:bCs/>
           <w:sz w:val="28"/>
           <w:szCs w:val="28"/>
           <w:lang w:val="en-US"/>
@@ -74,6 +87,7 @@
     </w:p>
     <w:p>
       <w:pPr>
+        <w:spacing w:after="0"/>
         <w:rPr>
           <w:rFonts w:ascii="Times New Roman" w:hAnsi="Times New Roman" w:cs="Times New Roman"/>
           <w:sz w:val="28"/>
@@ -84,6 +98,7 @@
     </w:p>
     <w:p>
       <w:pPr>
+        <w:spacing w:after="0"/>
         <w:rPr>
           <w:rFonts w:ascii="Times New Roman" w:hAnsi="Times New Roman" w:cs="Times New Roman"/>
           <w:sz w:val="28"/>
@@ -91,180 +106,204 @@
           <w:lang w:val="en-US"/>
         </w:rPr>
       </w:pPr>
+      <w:r>
+        <w:rPr>
+          <w:rFonts w:ascii="Times New Roman" w:hAnsi="Times New Roman" w:cs="Times New Roman"/>
+          <w:sz w:val="28"/>
+          <w:szCs w:val="28"/>
+        </w:rPr>
+        <w:t>Отчёт</w:t>
+      </w:r>
+      <w:r>
+        <w:rPr>
+          <w:rFonts w:ascii="Times New Roman" w:hAnsi="Times New Roman" w:cs="Times New Roman"/>
+          <w:sz w:val="28"/>
+          <w:szCs w:val="28"/>
+          <w:lang w:val="en-US"/>
+        </w:rPr>
+        <w:t xml:space="preserve"> </w:t>
+      </w:r>
+      <w:r>
+        <w:rPr>
+          <w:rFonts w:ascii="Times New Roman" w:hAnsi="Times New Roman" w:cs="Times New Roman"/>
+          <w:sz w:val="28"/>
+          <w:szCs w:val="28"/>
+        </w:rPr>
+        <w:t>за</w:t>
+      </w:r>
+      <w:r>
+        <w:rPr>
+          <w:rFonts w:ascii="Times New Roman" w:hAnsi="Times New Roman" w:cs="Times New Roman"/>
+          <w:sz w:val="28"/>
+          <w:szCs w:val="28"/>
+          <w:lang w:val="en-US"/>
+        </w:rPr>
+        <w:t xml:space="preserve"> </w:t>
+      </w:r>
+      <w:r>
+        <w:rPr>
+          <w:rFonts w:ascii="Times New Roman" w:hAnsi="Times New Roman" w:cs="Times New Roman"/>
+          <w:sz w:val="28"/>
+          <w:szCs w:val="28"/>
+        </w:rPr>
+        <w:t>период</w:t>
+      </w:r>
+      <w:r>
+        <w:rPr>
+          <w:rFonts w:ascii="Times New Roman" w:hAnsi="Times New Roman" w:cs="Times New Roman"/>
+          <w:sz w:val="28"/>
+          <w:szCs w:val="28"/>
+          <w:lang w:val="en-US"/>
+        </w:rPr>
+        <w:t>:</w:t>
+      </w:r>
+      <w:r>
+        <w:rPr>
+          <w:rFonts w:ascii="Times New Roman" w:hAnsi="Times New Roman" w:cs="Times New Roman"/>
+          <w:sz w:val="28"/>
+          <w:szCs w:val="28"/>
+          <w:lang w:val="en-US"/>
+        </w:rPr>
+        <w:br/>
+      </w:r>
+      <w:proofErr w:type="gramStart"/>
+      <w:r>
+        <w:rPr>
+          <w:rFonts w:ascii="Times New Roman" w:hAnsi="Times New Roman" w:cs="Times New Roman"/>
+          <w:b/>
+          <w:bCs/>
+          <w:sz w:val="28"/>
+          <w:szCs w:val="28"/>
+          <w:lang w:val="en-US"/>
+        </w:rPr>
+        <w:t xml:space="preserve">{{ </w:t>
+      </w:r>
       <w:proofErr w:type="spellStart"/>
       <w:r>
         <w:rPr>
           <w:rFonts w:ascii="Times New Roman" w:hAnsi="Times New Roman" w:cs="Times New Roman"/>
-          <w:sz w:val="28"/>
-          <w:szCs w:val="28"/>
-          <w:lang w:val="en-US"/>
-        </w:rPr>
-        <w:t>Отчет</w:t>
+          <w:b/>
+          <w:bCs/>
+          <w:sz w:val="28"/>
+          <w:szCs w:val="28"/>
+          <w:lang w:val="en-US"/>
+        </w:rPr>
+        <w:t>date</w:t>
+      </w:r>
+      <w:proofErr w:type="gramEnd"/>
+      <w:r>
+        <w:rPr>
+          <w:rFonts w:ascii="Times New Roman" w:hAnsi="Times New Roman" w:cs="Times New Roman"/>
+          <w:b/>
+          <w:bCs/>
+          <w:sz w:val="28"/>
+          <w:szCs w:val="28"/>
+          <w:lang w:val="en-US"/>
+        </w:rPr>
+        <w:t>_</w:t>
+      </w:r>
+      <w:proofErr w:type="gramStart"/>
+      <w:r>
+        <w:rPr>
+          <w:rFonts w:ascii="Times New Roman" w:hAnsi="Times New Roman" w:cs="Times New Roman"/>
+          <w:b/>
+          <w:bCs/>
+          <w:sz w:val="28"/>
+          <w:szCs w:val="28"/>
+          <w:lang w:val="en-US"/>
+        </w:rPr>
+        <w:t>from</w:t>
       </w:r>
       <w:proofErr w:type="spellEnd"/>
       <w:r>
         <w:rPr>
           <w:rFonts w:ascii="Times New Roman" w:hAnsi="Times New Roman" w:cs="Times New Roman"/>
-          <w:sz w:val="28"/>
-          <w:szCs w:val="28"/>
-          <w:lang w:val="en-US"/>
-        </w:rPr>
-        <w:t xml:space="preserve"> </w:t>
+          <w:b/>
+          <w:bCs/>
+          <w:sz w:val="28"/>
+          <w:szCs w:val="28"/>
+          <w:lang w:val="en-US"/>
+        </w:rPr>
+        <w:t xml:space="preserve"> }</w:t>
+      </w:r>
+      <w:proofErr w:type="gramEnd"/>
+      <w:r>
+        <w:rPr>
+          <w:rFonts w:ascii="Times New Roman" w:hAnsi="Times New Roman" w:cs="Times New Roman"/>
+          <w:b/>
+          <w:bCs/>
+          <w:sz w:val="28"/>
+          <w:szCs w:val="28"/>
+          <w:lang w:val="en-US"/>
+        </w:rPr>
+        <w:t xml:space="preserve">} — </w:t>
+      </w:r>
+      <w:proofErr w:type="gramStart"/>
+      <w:r>
+        <w:rPr>
+          <w:rFonts w:ascii="Times New Roman" w:hAnsi="Times New Roman" w:cs="Times New Roman"/>
+          <w:b/>
+          <w:bCs/>
+          <w:sz w:val="28"/>
+          <w:szCs w:val="28"/>
+          <w:lang w:val="en-US"/>
+        </w:rPr>
+        <w:t xml:space="preserve">{{ </w:t>
       </w:r>
       <w:proofErr w:type="spellStart"/>
       <w:r>
         <w:rPr>
           <w:rFonts w:ascii="Times New Roman" w:hAnsi="Times New Roman" w:cs="Times New Roman"/>
-          <w:sz w:val="28"/>
-          <w:szCs w:val="28"/>
-          <w:lang w:val="en-US"/>
-        </w:rPr>
-        <w:t>за</w:t>
+          <w:b/>
+          <w:bCs/>
+          <w:sz w:val="28"/>
+          <w:szCs w:val="28"/>
+          <w:lang w:val="en-US"/>
+        </w:rPr>
+        <w:t>date</w:t>
+      </w:r>
+      <w:proofErr w:type="gramEnd"/>
+      <w:r>
+        <w:rPr>
+          <w:rFonts w:ascii="Times New Roman" w:hAnsi="Times New Roman" w:cs="Times New Roman"/>
+          <w:b/>
+          <w:bCs/>
+          <w:sz w:val="28"/>
+          <w:szCs w:val="28"/>
+          <w:lang w:val="en-US"/>
+        </w:rPr>
+        <w:t>_</w:t>
+      </w:r>
+      <w:proofErr w:type="gramStart"/>
+      <w:r>
+        <w:rPr>
+          <w:rFonts w:ascii="Times New Roman" w:hAnsi="Times New Roman" w:cs="Times New Roman"/>
+          <w:b/>
+          <w:bCs/>
+          <w:sz w:val="28"/>
+          <w:szCs w:val="28"/>
+          <w:lang w:val="en-US"/>
+        </w:rPr>
+        <w:t>to</w:t>
       </w:r>
       <w:proofErr w:type="spellEnd"/>
       <w:r>
         <w:rPr>
           <w:rFonts w:ascii="Times New Roman" w:hAnsi="Times New Roman" w:cs="Times New Roman"/>
-          <w:sz w:val="28"/>
-          <w:szCs w:val="28"/>
-          <w:lang w:val="en-US"/>
-        </w:rPr>
-        <w:t xml:space="preserve"> </w:t>
-      </w:r>
-      <w:proofErr w:type="spellStart"/>
-      <w:r>
-        <w:rPr>
-          <w:rFonts w:ascii="Times New Roman" w:hAnsi="Times New Roman" w:cs="Times New Roman"/>
-          <w:sz w:val="28"/>
-          <w:szCs w:val="28"/>
-          <w:lang w:val="en-US"/>
-        </w:rPr>
-        <w:t>период</w:t>
-      </w:r>
-      <w:proofErr w:type="spellEnd"/>
-      <w:r>
-        <w:rPr>
-          <w:rFonts w:ascii="Times New Roman" w:hAnsi="Times New Roman" w:cs="Times New Roman"/>
-          <w:sz w:val="28"/>
-          <w:szCs w:val="28"/>
-          <w:lang w:val="en-US"/>
-        </w:rPr>
-        <w:t xml:space="preserve">: </w:t>
-      </w:r>
-      <w:proofErr w:type="gramStart"/>
-      <w:r>
-        <w:rPr>
-          <w:rFonts w:ascii="Times New Roman" w:hAnsi="Times New Roman" w:cs="Times New Roman"/>
-          <w:sz w:val="28"/>
-          <w:szCs w:val="28"/>
-          <w:lang w:val="en-US"/>
-        </w:rPr>
-        <w:t xml:space="preserve">{{ </w:t>
-      </w:r>
-      <w:proofErr w:type="spellStart"/>
-      <w:r>
-        <w:rPr>
-          <w:rFonts w:ascii="Times New Roman" w:hAnsi="Times New Roman" w:cs="Times New Roman"/>
-          <w:sz w:val="28"/>
-          <w:szCs w:val="28"/>
-          <w:lang w:val="en-US"/>
-        </w:rPr>
-        <w:t>date</w:t>
+          <w:b/>
+          <w:bCs/>
+          <w:sz w:val="28"/>
+          <w:szCs w:val="28"/>
+          <w:lang w:val="en-US"/>
+        </w:rPr>
+        <w:t xml:space="preserve"> }</w:t>
       </w:r>
       <w:proofErr w:type="gramEnd"/>
       <w:r>
         <w:rPr>
           <w:rFonts w:ascii="Times New Roman" w:hAnsi="Times New Roman" w:cs="Times New Roman"/>
-          <w:sz w:val="28"/>
-          <w:szCs w:val="28"/>
-          <w:lang w:val="en-US"/>
-        </w:rPr>
-        <w:t>_</w:t>
-      </w:r>
-      <w:proofErr w:type="gramStart"/>
-      <w:r>
-        <w:rPr>
-          <w:rFonts w:ascii="Times New Roman" w:hAnsi="Times New Roman" w:cs="Times New Roman"/>
-          <w:sz w:val="28"/>
-          <w:szCs w:val="28"/>
-          <w:lang w:val="en-US"/>
-        </w:rPr>
-        <w:t>from</w:t>
-      </w:r>
-      <w:proofErr w:type="spellEnd"/>
-      <w:r>
-        <w:rPr>
-          <w:rFonts w:ascii="Times New Roman" w:hAnsi="Times New Roman" w:cs="Times New Roman"/>
-          <w:sz w:val="28"/>
-          <w:szCs w:val="28"/>
-          <w:lang w:val="en-US"/>
-        </w:rPr>
-        <w:t xml:space="preserve"> }</w:t>
-      </w:r>
-      <w:proofErr w:type="gramEnd"/>
-      <w:r>
-        <w:rPr>
-          <w:rFonts w:ascii="Times New Roman" w:hAnsi="Times New Roman" w:cs="Times New Roman"/>
-          <w:sz w:val="28"/>
-          <w:szCs w:val="28"/>
-          <w:lang w:val="en-US"/>
-        </w:rPr>
-        <w:t xml:space="preserve">} - </w:t>
-      </w:r>
-      <w:proofErr w:type="gramStart"/>
-      <w:r>
-        <w:rPr>
-          <w:rFonts w:ascii="Times New Roman" w:hAnsi="Times New Roman" w:cs="Times New Roman"/>
-          <w:sz w:val="28"/>
-          <w:szCs w:val="28"/>
-          <w:lang w:val="en-US"/>
-        </w:rPr>
-        <w:t xml:space="preserve">{{ </w:t>
-      </w:r>
-      <w:proofErr w:type="spellStart"/>
-      <w:r>
-        <w:rPr>
-          <w:rFonts w:ascii="Times New Roman" w:hAnsi="Times New Roman" w:cs="Times New Roman"/>
-          <w:sz w:val="28"/>
-          <w:szCs w:val="28"/>
-          <w:lang w:val="en-US"/>
-        </w:rPr>
-        <w:t>date</w:t>
-      </w:r>
-      <w:proofErr w:type="gramEnd"/>
-      <w:r>
-        <w:rPr>
-          <w:rFonts w:ascii="Times New Roman" w:hAnsi="Times New Roman" w:cs="Times New Roman"/>
-          <w:sz w:val="28"/>
-          <w:szCs w:val="28"/>
-          <w:lang w:val="en-US"/>
-        </w:rPr>
-        <w:t>_</w:t>
-      </w:r>
-      <w:proofErr w:type="gramStart"/>
-      <w:r>
-        <w:rPr>
-          <w:rFonts w:ascii="Times New Roman" w:hAnsi="Times New Roman" w:cs="Times New Roman"/>
-          <w:sz w:val="28"/>
-          <w:szCs w:val="28"/>
-          <w:lang w:val="en-US"/>
-        </w:rPr>
-        <w:t>to</w:t>
-      </w:r>
-      <w:proofErr w:type="spellEnd"/>
-      <w:r>
-        <w:rPr>
-          <w:rFonts w:ascii="Times New Roman" w:hAnsi="Times New Roman" w:cs="Times New Roman"/>
-          <w:sz w:val="28"/>
-          <w:szCs w:val="28"/>
-          <w:lang w:val="en-US"/>
-        </w:rPr>
-        <w:t xml:space="preserve"> }</w:t>
-      </w:r>
-      <w:proofErr w:type="gramEnd"/>
-      <w:r>
-        <w:rPr>
-          <w:rFonts w:ascii="Times New Roman" w:hAnsi="Times New Roman" w:cs="Times New Roman"/>
+          <w:b/>
+          <w:bCs/>
           <w:sz w:val="28"/>
           <w:szCs w:val="28"/>
           <w:lang w:val="en-US"/>
@@ -274,6 +313,605 @@
     </w:p>
     <w:p>
       <w:pPr>
+        <w:spacing w:after="0"/>
+        <w:rPr>
+          <w:rFonts w:ascii="Times New Roman" w:hAnsi="Times New Roman" w:cs="Times New Roman"/>
+          <w:b/>
+          <w:bCs/>
+          <w:sz w:val="28"/>
+          <w:szCs w:val="28"/>
+          <w:u w:val="single"/>
+          <w:lang w:val="en-US"/>
+        </w:rPr>
+      </w:pPr>
+      <w:r>
+        <w:rPr>
+          <w:rFonts w:ascii="Times New Roman" w:hAnsi="Times New Roman" w:cs="Times New Roman"/>
+          <w:b/>
+          <w:bCs/>
+          <w:sz w:val="28"/>
+          <w:szCs w:val="28"/>
+          <w:u w:val="single"/>
+        </w:rPr>
+        <w:t>По</w:t>
+      </w:r>
+      <w:r>
+        <w:rPr>
+          <w:rFonts w:ascii="Times New Roman" w:hAnsi="Times New Roman" w:cs="Times New Roman"/>
+          <w:b/>
+          <w:bCs/>
+          <w:sz w:val="28"/>
+          <w:szCs w:val="28"/>
+          <w:u w:val="single"/>
+          <w:lang w:val="en-US"/>
+        </w:rPr>
+        <w:t xml:space="preserve"> </w:t>
+      </w:r>
+      <w:r>
+        <w:rPr>
+          <w:rFonts w:ascii="Times New Roman" w:hAnsi="Times New Roman" w:cs="Times New Roman"/>
+          <w:b/>
+          <w:bCs/>
+          <w:sz w:val="28"/>
+          <w:szCs w:val="28"/>
+          <w:u w:val="single"/>
+        </w:rPr>
+        <w:t>штату</w:t>
+      </w:r>
+      <w:r>
+        <w:rPr>
+          <w:rFonts w:ascii="Times New Roman" w:hAnsi="Times New Roman" w:cs="Times New Roman"/>
+          <w:b/>
+          <w:bCs/>
+          <w:sz w:val="28"/>
+          <w:szCs w:val="28"/>
+          <w:u w:val="single"/>
+          <w:lang w:val="en-US"/>
+        </w:rPr>
+        <w:t xml:space="preserve">: </w:t>
+      </w:r>
+    </w:p>
+    <w:p>
+      <w:pPr>
+        <w:spacing w:after="0"/>
+        <w:rPr>
+          <w:rFonts w:ascii="Times New Roman" w:hAnsi="Times New Roman" w:cs="Times New Roman"/>
+          <w:b/>
+          <w:bCs/>
+          <w:sz w:val="28"/>
+          <w:szCs w:val="28"/>
+          <w:u w:val="single"/>
+          <w:lang w:val="en-US"/>
+        </w:rPr>
+      </w:pPr>
+      <w:r>
+        <w:rPr>
+          <w:rFonts w:ascii="Times New Roman" w:hAnsi="Times New Roman" w:cs="Times New Roman"/>
+          <w:sz w:val="28"/>
+          <w:szCs w:val="28"/>
+        </w:rPr>
+        <w:t>С</w:t>
+      </w:r>
+      <w:r>
+        <w:rPr>
+          <w:rFonts w:ascii="Times New Roman" w:hAnsi="Times New Roman" w:cs="Times New Roman"/>
+          <w:sz w:val="28"/>
+          <w:szCs w:val="28"/>
+          <w:lang w:val="en-US"/>
+        </w:rPr>
+        <w:t xml:space="preserve"> </w:t>
+      </w:r>
+      <w:r>
+        <w:rPr>
+          <w:rFonts w:ascii="Times New Roman" w:hAnsi="Times New Roman" w:cs="Times New Roman"/>
+          <w:sz w:val="28"/>
+          <w:szCs w:val="28"/>
+        </w:rPr>
+        <w:t>учётом</w:t>
+      </w:r>
+      <w:r>
+        <w:rPr>
+          <w:rFonts w:ascii="Times New Roman" w:hAnsi="Times New Roman" w:cs="Times New Roman"/>
+          <w:sz w:val="28"/>
+          <w:szCs w:val="28"/>
+          <w:lang w:val="en-US"/>
+        </w:rPr>
+        <w:t xml:space="preserve"> </w:t>
+      </w:r>
+      <w:r>
+        <w:rPr>
+          <w:rFonts w:ascii="Times New Roman" w:hAnsi="Times New Roman" w:cs="Times New Roman"/>
+          <w:sz w:val="28"/>
+          <w:szCs w:val="28"/>
+        </w:rPr>
+        <w:t>вакантных</w:t>
+      </w:r>
+      <w:r>
+        <w:rPr>
+          <w:rFonts w:ascii="Times New Roman" w:hAnsi="Times New Roman" w:cs="Times New Roman"/>
+          <w:sz w:val="28"/>
+          <w:szCs w:val="28"/>
+          <w:lang w:val="en-US"/>
+        </w:rPr>
+        <w:t xml:space="preserve"> </w:t>
+      </w:r>
+      <w:r>
+        <w:rPr>
+          <w:rFonts w:ascii="Times New Roman" w:hAnsi="Times New Roman" w:cs="Times New Roman"/>
+          <w:sz w:val="28"/>
+          <w:szCs w:val="28"/>
+        </w:rPr>
+        <w:t>должностей</w:t>
+      </w:r>
+      <w:r>
+        <w:rPr>
+          <w:rFonts w:ascii="Times New Roman" w:hAnsi="Times New Roman" w:cs="Times New Roman"/>
+          <w:sz w:val="28"/>
+          <w:szCs w:val="28"/>
+          <w:lang w:val="en-US"/>
+        </w:rPr>
+        <w:t xml:space="preserve">: </w:t>
+      </w:r>
+      <w:proofErr w:type="gramStart"/>
+      <w:r>
+        <w:rPr>
+          <w:rFonts w:ascii="Times New Roman" w:hAnsi="Times New Roman" w:cs="Times New Roman"/>
+          <w:sz w:val="28"/>
+          <w:szCs w:val="28"/>
+          <w:lang w:val="en-US"/>
+        </w:rPr>
+        <w:t xml:space="preserve">{{ </w:t>
+      </w:r>
+      <w:proofErr w:type="spellStart"/>
+      <w:r>
+        <w:rPr>
+          <w:rFonts w:ascii="Times New Roman" w:hAnsi="Times New Roman" w:cs="Times New Roman"/>
+          <w:sz w:val="28"/>
+          <w:szCs w:val="28"/>
+          <w:lang w:val="en-US"/>
+        </w:rPr>
+        <w:t>staff</w:t>
+      </w:r>
+      <w:proofErr w:type="gramEnd"/>
+      <w:r>
+        <w:rPr>
+          <w:rFonts w:ascii="Times New Roman" w:hAnsi="Times New Roman" w:cs="Times New Roman"/>
+          <w:sz w:val="28"/>
+          <w:szCs w:val="28"/>
+          <w:lang w:val="en-US"/>
+        </w:rPr>
+        <w:t>_total_with_</w:t>
+      </w:r>
+      <w:proofErr w:type="gramStart"/>
+      <w:r>
+        <w:rPr>
+          <w:rFonts w:ascii="Times New Roman" w:hAnsi="Times New Roman" w:cs="Times New Roman"/>
+          <w:sz w:val="28"/>
+          <w:szCs w:val="28"/>
+          <w:lang w:val="en-US"/>
+        </w:rPr>
+        <w:t>vacancies</w:t>
+      </w:r>
+      <w:proofErr w:type="spellEnd"/>
+      <w:r>
+        <w:rPr>
+          <w:rFonts w:ascii="Times New Roman" w:hAnsi="Times New Roman" w:cs="Times New Roman"/>
+          <w:sz w:val="28"/>
+          <w:szCs w:val="28"/>
+          <w:lang w:val="en-US"/>
+        </w:rPr>
+        <w:t xml:space="preserve"> }</w:t>
+      </w:r>
+      <w:proofErr w:type="gramEnd"/>
+      <w:r>
+        <w:rPr>
+          <w:rFonts w:ascii="Times New Roman" w:hAnsi="Times New Roman" w:cs="Times New Roman"/>
+          <w:sz w:val="28"/>
+          <w:szCs w:val="28"/>
+          <w:lang w:val="en-US"/>
+        </w:rPr>
+        <w:t xml:space="preserve">} </w:t>
+      </w:r>
+      <w:r>
+        <w:rPr>
+          <w:rFonts w:ascii="Times New Roman" w:hAnsi="Times New Roman" w:cs="Times New Roman"/>
+          <w:sz w:val="28"/>
+          <w:szCs w:val="28"/>
+        </w:rPr>
+        <w:t>человек</w:t>
+      </w:r>
+      <w:r>
+        <w:rPr>
+          <w:rFonts w:ascii="Times New Roman" w:hAnsi="Times New Roman" w:cs="Times New Roman"/>
+          <w:sz w:val="28"/>
+          <w:szCs w:val="28"/>
+          <w:lang w:val="en-US"/>
+        </w:rPr>
+        <w:br/>
+      </w:r>
+      <w:r>
+        <w:rPr>
+          <w:rFonts w:ascii="Times New Roman" w:hAnsi="Times New Roman" w:cs="Times New Roman"/>
+          <w:sz w:val="28"/>
+          <w:szCs w:val="28"/>
+        </w:rPr>
+        <w:t>Б</w:t>
+      </w:r>
+      <w:r>
+        <w:rPr>
+          <w:rFonts w:ascii="Times New Roman" w:hAnsi="Times New Roman" w:cs="Times New Roman"/>
+          <w:sz w:val="28"/>
+          <w:szCs w:val="28"/>
+        </w:rPr>
+        <w:t>ез</w:t>
+      </w:r>
+      <w:r>
+        <w:rPr>
+          <w:rFonts w:ascii="Times New Roman" w:hAnsi="Times New Roman" w:cs="Times New Roman"/>
+          <w:sz w:val="28"/>
+          <w:szCs w:val="28"/>
+          <w:lang w:val="en-US"/>
+        </w:rPr>
+        <w:t xml:space="preserve"> </w:t>
+      </w:r>
+      <w:r>
+        <w:rPr>
+          <w:rFonts w:ascii="Times New Roman" w:hAnsi="Times New Roman" w:cs="Times New Roman"/>
+          <w:sz w:val="28"/>
+          <w:szCs w:val="28"/>
+        </w:rPr>
+        <w:t>учёта</w:t>
+      </w:r>
+      <w:r>
+        <w:rPr>
+          <w:rFonts w:ascii="Times New Roman" w:hAnsi="Times New Roman" w:cs="Times New Roman"/>
+          <w:sz w:val="28"/>
+          <w:szCs w:val="28"/>
+          <w:lang w:val="en-US"/>
+        </w:rPr>
+        <w:t xml:space="preserve"> </w:t>
+      </w:r>
+      <w:r>
+        <w:rPr>
+          <w:rFonts w:ascii="Times New Roman" w:hAnsi="Times New Roman" w:cs="Times New Roman"/>
+          <w:sz w:val="28"/>
+          <w:szCs w:val="28"/>
+        </w:rPr>
+        <w:t>вакантных</w:t>
+      </w:r>
+      <w:r>
+        <w:rPr>
+          <w:rFonts w:ascii="Times New Roman" w:hAnsi="Times New Roman" w:cs="Times New Roman"/>
+          <w:sz w:val="28"/>
+          <w:szCs w:val="28"/>
+          <w:lang w:val="en-US"/>
+        </w:rPr>
+        <w:t xml:space="preserve"> </w:t>
+      </w:r>
+      <w:r>
+        <w:rPr>
+          <w:rFonts w:ascii="Times New Roman" w:hAnsi="Times New Roman" w:cs="Times New Roman"/>
+          <w:sz w:val="28"/>
+          <w:szCs w:val="28"/>
+        </w:rPr>
+        <w:t>должностей</w:t>
+      </w:r>
+      <w:r>
+        <w:rPr>
+          <w:rFonts w:ascii="Times New Roman" w:hAnsi="Times New Roman" w:cs="Times New Roman"/>
+          <w:sz w:val="28"/>
+          <w:szCs w:val="28"/>
+          <w:lang w:val="en-US"/>
+        </w:rPr>
+        <w:t xml:space="preserve">: </w:t>
+      </w:r>
+      <w:proofErr w:type="gramStart"/>
+      <w:r>
+        <w:rPr>
+          <w:rFonts w:ascii="Times New Roman" w:hAnsi="Times New Roman" w:cs="Times New Roman"/>
+          <w:sz w:val="28"/>
+          <w:szCs w:val="28"/>
+          <w:lang w:val="en-US"/>
+        </w:rPr>
+        <w:t xml:space="preserve">{{ </w:t>
+      </w:r>
+      <w:proofErr w:type="spellStart"/>
+      <w:r>
+        <w:rPr>
+          <w:rFonts w:ascii="Times New Roman" w:hAnsi="Times New Roman" w:cs="Times New Roman"/>
+          <w:sz w:val="28"/>
+          <w:szCs w:val="28"/>
+          <w:lang w:val="en-US"/>
+        </w:rPr>
+        <w:t>staff</w:t>
+      </w:r>
+      <w:proofErr w:type="gramEnd"/>
+      <w:r>
+        <w:rPr>
+          <w:rFonts w:ascii="Times New Roman" w:hAnsi="Times New Roman" w:cs="Times New Roman"/>
+          <w:sz w:val="28"/>
+          <w:szCs w:val="28"/>
+          <w:lang w:val="en-US"/>
+        </w:rPr>
+        <w:t>_total_</w:t>
+      </w:r>
+      <w:proofErr w:type="gramStart"/>
+      <w:r>
+        <w:rPr>
+          <w:rFonts w:ascii="Times New Roman" w:hAnsi="Times New Roman" w:cs="Times New Roman"/>
+          <w:sz w:val="28"/>
+          <w:szCs w:val="28"/>
+          <w:lang w:val="en-US"/>
+        </w:rPr>
+        <w:t>real</w:t>
+      </w:r>
+      <w:proofErr w:type="spellEnd"/>
+      <w:r>
+        <w:rPr>
+          <w:rFonts w:ascii="Times New Roman" w:hAnsi="Times New Roman" w:cs="Times New Roman"/>
+          <w:sz w:val="28"/>
+          <w:szCs w:val="28"/>
+          <w:lang w:val="en-US"/>
+        </w:rPr>
+        <w:t xml:space="preserve"> }</w:t>
+      </w:r>
+      <w:proofErr w:type="gramEnd"/>
+      <w:r>
+        <w:rPr>
+          <w:rFonts w:ascii="Times New Roman" w:hAnsi="Times New Roman" w:cs="Times New Roman"/>
+          <w:sz w:val="28"/>
+          <w:szCs w:val="28"/>
+          <w:lang w:val="en-US"/>
+        </w:rPr>
+        <w:t xml:space="preserve">} </w:t>
+      </w:r>
+      <w:r>
+        <w:rPr>
+          <w:rFonts w:ascii="Times New Roman" w:hAnsi="Times New Roman" w:cs="Times New Roman"/>
+          <w:sz w:val="28"/>
+          <w:szCs w:val="28"/>
+        </w:rPr>
+        <w:t>человек</w:t>
+      </w:r>
+      <w:r>
+        <w:rPr>
+          <w:rFonts w:ascii="Times New Roman" w:hAnsi="Times New Roman" w:cs="Times New Roman"/>
+          <w:sz w:val="28"/>
+          <w:szCs w:val="28"/>
+          <w:lang w:val="en-US"/>
+        </w:rPr>
+        <w:br/>
+      </w:r>
+    </w:p>
+    <w:p>
+      <w:pPr>
+        <w:spacing w:after="0"/>
+        <w:rPr>
+          <w:rFonts w:ascii="Times New Roman" w:hAnsi="Times New Roman" w:cs="Times New Roman"/>
+          <w:sz w:val="28"/>
+          <w:szCs w:val="28"/>
+        </w:rPr>
+      </w:pPr>
+      <w:r>
+        <w:rPr>
+          <w:rFonts w:ascii="Times New Roman" w:hAnsi="Times New Roman" w:cs="Times New Roman"/>
+          <w:b/>
+          <w:bCs/>
+          <w:sz w:val="28"/>
+          <w:szCs w:val="28"/>
+          <w:u w:val="single"/>
+        </w:rPr>
+        <w:t>Отсутствовали за период:</w:t>
+      </w:r>
+      <w:r>
+        <w:rPr>
+          <w:rFonts w:ascii="Times New Roman" w:hAnsi="Times New Roman" w:cs="Times New Roman"/>
+          <w:sz w:val="28"/>
+          <w:szCs w:val="28"/>
+        </w:rPr>
+        <w:t xml:space="preserve"> </w:t>
+      </w:r>
+      <w:proofErr w:type="gramStart"/>
+      <w:r>
+        <w:rPr>
+          <w:rFonts w:ascii="Times New Roman" w:hAnsi="Times New Roman" w:cs="Times New Roman"/>
+          <w:sz w:val="28"/>
+          <w:szCs w:val="28"/>
+        </w:rPr>
+        <w:t xml:space="preserve">{{ </w:t>
+      </w:r>
+      <w:proofErr w:type="spellStart"/>
+      <w:r>
+        <w:rPr>
+          <w:rFonts w:ascii="Times New Roman" w:hAnsi="Times New Roman" w:cs="Times New Roman"/>
+          <w:sz w:val="28"/>
+          <w:szCs w:val="28"/>
+        </w:rPr>
+        <w:t>absent</w:t>
+      </w:r>
+      <w:proofErr w:type="gramEnd"/>
+      <w:r>
+        <w:rPr>
+          <w:rFonts w:ascii="Times New Roman" w:hAnsi="Times New Roman" w:cs="Times New Roman"/>
+          <w:sz w:val="28"/>
+          <w:szCs w:val="28"/>
+        </w:rPr>
+        <w:t>_</w:t>
+      </w:r>
+      <w:proofErr w:type="gramStart"/>
+      <w:r>
+        <w:rPr>
+          <w:rFonts w:ascii="Times New Roman" w:hAnsi="Times New Roman" w:cs="Times New Roman"/>
+          <w:sz w:val="28"/>
+          <w:szCs w:val="28"/>
+        </w:rPr>
+        <w:t>count</w:t>
+      </w:r>
+      <w:proofErr w:type="spellEnd"/>
+      <w:r>
+        <w:rPr>
+          <w:rFonts w:ascii="Times New Roman" w:hAnsi="Times New Roman" w:cs="Times New Roman"/>
+          <w:sz w:val="28"/>
+          <w:szCs w:val="28"/>
+        </w:rPr>
+        <w:t xml:space="preserve"> }</w:t>
+      </w:r>
+      <w:proofErr w:type="gramEnd"/>
+      <w:r>
+        <w:rPr>
+          <w:rFonts w:ascii="Times New Roman" w:hAnsi="Times New Roman" w:cs="Times New Roman"/>
+          <w:sz w:val="28"/>
+          <w:szCs w:val="28"/>
+        </w:rPr>
+        <w:t xml:space="preserve">} </w:t>
+      </w:r>
+      <w:proofErr w:type="gramStart"/>
+      <w:r>
+        <w:rPr>
+          <w:rFonts w:ascii="Times New Roman" w:hAnsi="Times New Roman" w:cs="Times New Roman"/>
+          <w:sz w:val="28"/>
+          <w:szCs w:val="28"/>
+        </w:rPr>
+        <w:t xml:space="preserve">{{ </w:t>
+      </w:r>
+      <w:proofErr w:type="spellStart"/>
+      <w:r>
+        <w:rPr>
+          <w:rFonts w:ascii="Times New Roman" w:hAnsi="Times New Roman" w:cs="Times New Roman"/>
+          <w:sz w:val="28"/>
+          <w:szCs w:val="28"/>
+        </w:rPr>
+        <w:t>absent</w:t>
+      </w:r>
+      <w:proofErr w:type="gramEnd"/>
+      <w:r>
+        <w:rPr>
+          <w:rFonts w:ascii="Times New Roman" w:hAnsi="Times New Roman" w:cs="Times New Roman"/>
+          <w:sz w:val="28"/>
+          <w:szCs w:val="28"/>
+        </w:rPr>
+        <w:t>_cases_</w:t>
+      </w:r>
+      <w:proofErr w:type="gramStart"/>
+      <w:r>
+        <w:rPr>
+          <w:rFonts w:ascii="Times New Roman" w:hAnsi="Times New Roman" w:cs="Times New Roman"/>
+          <w:sz w:val="28"/>
+          <w:szCs w:val="28"/>
+        </w:rPr>
+        <w:t>word</w:t>
+      </w:r>
+      <w:proofErr w:type="spellEnd"/>
+      <w:r>
+        <w:rPr>
+          <w:rFonts w:ascii="Times New Roman" w:hAnsi="Times New Roman" w:cs="Times New Roman"/>
+          <w:sz w:val="28"/>
+          <w:szCs w:val="28"/>
+        </w:rPr>
+        <w:t xml:space="preserve"> }</w:t>
+      </w:r>
+      <w:proofErr w:type="gramEnd"/>
+      <w:r>
+        <w:rPr>
+          <w:rFonts w:ascii="Times New Roman" w:hAnsi="Times New Roman" w:cs="Times New Roman"/>
+          <w:sz w:val="28"/>
+          <w:szCs w:val="28"/>
+        </w:rPr>
+        <w:t>}</w:t>
+      </w:r>
+    </w:p>
+    <w:p>
+      <w:pPr>
+        <w:spacing w:after="0"/>
+        <w:rPr>
+          <w:rFonts w:ascii="Times New Roman" w:hAnsi="Times New Roman" w:cs="Times New Roman"/>
+          <w:sz w:val="28"/>
+          <w:szCs w:val="28"/>
+        </w:rPr>
+      </w:pPr>
+      <w:r>
+        <w:rPr>
+          <w:rFonts w:ascii="Times New Roman" w:hAnsi="Times New Roman" w:cs="Times New Roman"/>
+          <w:sz w:val="28"/>
+          <w:szCs w:val="28"/>
+        </w:rPr>
+        <w:t>Из них:</w:t>
+      </w:r>
+    </w:p>
+    <w:p>
+      <w:pPr>
+        <w:spacing w:after="0"/>
+        <w:rPr>
+          <w:rFonts w:ascii="Times New Roman" w:hAnsi="Times New Roman" w:cs="Times New Roman"/>
+          <w:sz w:val="28"/>
+          <w:szCs w:val="28"/>
+          <w:lang w:val="en-US"/>
+        </w:rPr>
+      </w:pPr>
+      <w:proofErr w:type="gramStart"/>
+      <w:r>
+        <w:rPr>
+          <w:rFonts w:ascii="Times New Roman" w:hAnsi="Times New Roman" w:cs="Times New Roman"/>
+          <w:sz w:val="28"/>
+          <w:szCs w:val="28"/>
+          <w:lang w:val="en-US"/>
+        </w:rPr>
+        <w:t xml:space="preserve">{{ </w:t>
+      </w:r>
+      <w:proofErr w:type="spellStart"/>
+      <w:r>
+        <w:rPr>
+          <w:rFonts w:ascii="Times New Roman" w:hAnsi="Times New Roman" w:cs="Times New Roman"/>
+          <w:sz w:val="28"/>
+          <w:szCs w:val="28"/>
+          <w:lang w:val="en-US"/>
+        </w:rPr>
+        <w:t>absent</w:t>
+      </w:r>
+      <w:proofErr w:type="gramEnd"/>
+      <w:r>
+        <w:rPr>
+          <w:rFonts w:ascii="Times New Roman" w:hAnsi="Times New Roman" w:cs="Times New Roman"/>
+          <w:sz w:val="28"/>
+          <w:szCs w:val="28"/>
+          <w:lang w:val="en-US"/>
+        </w:rPr>
+        <w:t>_reason_</w:t>
+      </w:r>
+      <w:proofErr w:type="gramStart"/>
+      <w:r>
+        <w:rPr>
+          <w:rFonts w:ascii="Times New Roman" w:hAnsi="Times New Roman" w:cs="Times New Roman"/>
+          <w:sz w:val="28"/>
+          <w:szCs w:val="28"/>
+          <w:lang w:val="en-US"/>
+        </w:rPr>
+        <w:t>lines</w:t>
+      </w:r>
+      <w:proofErr w:type="spellEnd"/>
+      <w:r>
+        <w:rPr>
+          <w:rFonts w:ascii="Times New Roman" w:hAnsi="Times New Roman" w:cs="Times New Roman"/>
+          <w:sz w:val="28"/>
+          <w:szCs w:val="28"/>
+          <w:lang w:val="en-US"/>
+        </w:rPr>
+        <w:t xml:space="preserve"> }</w:t>
+      </w:r>
+      <w:proofErr w:type="gramEnd"/>
+      <w:r>
+        <w:rPr>
+          <w:rFonts w:ascii="Times New Roman" w:hAnsi="Times New Roman" w:cs="Times New Roman"/>
+          <w:sz w:val="28"/>
+          <w:szCs w:val="28"/>
+          <w:lang w:val="en-US"/>
+        </w:rPr>
+        <w:t>}</w:t>
+      </w:r>
+    </w:p>
+    <w:p>
+      <w:pPr>
+        <w:spacing w:after="0"/>
         <w:rPr>
           <w:rFonts w:ascii="Times New Roman" w:hAnsi="Times New Roman" w:cs="Times New Roman"/>
           <w:sz w:val="28"/>
@@ -284,19 +922,68 @@
     </w:p>
     <w:p>
       <w:pPr>
-        <w:rPr>
-          <w:rFonts w:ascii="Times New Roman" w:hAnsi="Times New Roman" w:cs="Times New Roman"/>
-          <w:sz w:val="28"/>
-          <w:szCs w:val="28"/>
+        <w:spacing w:after="0"/>
+        <w:rPr>
+          <w:rFonts w:ascii="Times New Roman" w:hAnsi="Times New Roman" w:cs="Times New Roman"/>
+          <w:sz w:val="28"/>
+          <w:szCs w:val="28"/>
+          <w:lang w:val="en-US"/>
         </w:rPr>
       </w:pPr>
       <w:r>
         <w:rPr>
           <w:rFonts w:ascii="Times New Roman" w:hAnsi="Times New Roman" w:cs="Times New Roman"/>
-          <w:sz w:val="28"/>
-          <w:szCs w:val="28"/>
-        </w:rPr>
-        <w:t xml:space="preserve">По штату: </w:t>
+          <w:b/>
+          <w:bCs/>
+          <w:sz w:val="28"/>
+          <w:szCs w:val="28"/>
+          <w:u w:val="single"/>
+        </w:rPr>
+        <w:t>Уважительная</w:t>
+      </w:r>
+      <w:r>
+        <w:rPr>
+          <w:rFonts w:ascii="Times New Roman" w:hAnsi="Times New Roman" w:cs="Times New Roman"/>
+          <w:b/>
+          <w:bCs/>
+          <w:sz w:val="28"/>
+          <w:szCs w:val="28"/>
+          <w:u w:val="single"/>
+          <w:lang w:val="en-US"/>
+        </w:rPr>
+        <w:t xml:space="preserve"> </w:t>
+      </w:r>
+      <w:r>
+        <w:rPr>
+          <w:rFonts w:ascii="Times New Roman" w:hAnsi="Times New Roman" w:cs="Times New Roman"/>
+          <w:b/>
+          <w:bCs/>
+          <w:sz w:val="28"/>
+          <w:szCs w:val="28"/>
+          <w:u w:val="single"/>
+        </w:rPr>
+        <w:t>причина</w:t>
+      </w:r>
+      <w:r>
+        <w:rPr>
+          <w:rFonts w:ascii="Times New Roman" w:hAnsi="Times New Roman" w:cs="Times New Roman"/>
+          <w:b/>
+          <w:bCs/>
+          <w:sz w:val="28"/>
+          <w:szCs w:val="28"/>
+          <w:u w:val="single"/>
+          <w:lang w:val="en-US"/>
+        </w:rPr>
+        <w:t>:</w:t>
+      </w:r>
+      <w:r>
+        <w:rPr>
+          <w:rFonts w:ascii="Times New Roman" w:hAnsi="Times New Roman" w:cs="Times New Roman"/>
+          <w:sz w:val="28"/>
+          <w:szCs w:val="28"/>
+          <w:lang w:val="en-US"/>
+        </w:rPr>
+        <w:t xml:space="preserve"> </w:t>
       </w:r>
       <w:proofErr w:type="gramStart"/>
       <w:r>
@@ -304,17 +991,19 @@
           <w:rFonts w:ascii="Times New Roman" w:hAnsi="Times New Roman" w:cs="Times New Roman"/>
           <w:sz w:val="28"/>
           <w:szCs w:val="28"/>
+          <w:lang w:val="en-US"/>
         </w:rPr>
         <w:t xml:space="preserve">{{ </w:t>
       </w:r>
-      <w:r>
-        <w:rPr>
-          <w:rFonts w:ascii="Times New Roman" w:hAnsi="Times New Roman" w:cs="Times New Roman"/>
-          <w:sz w:val="28"/>
-          <w:szCs w:val="28"/>
-          <w:lang w:val="en-US"/>
-        </w:rPr>
-        <w:t>staff</w:t>
+      <w:proofErr w:type="spellStart"/>
+      <w:r>
+        <w:rPr>
+          <w:rFonts w:ascii="Times New Roman" w:hAnsi="Times New Roman" w:cs="Times New Roman"/>
+          <w:sz w:val="28"/>
+          <w:szCs w:val="28"/>
+          <w:lang w:val="en-US"/>
+        </w:rPr>
+        <w:t>respect</w:t>
       </w:r>
       <w:proofErr w:type="gramEnd"/>
       <w:r>
@@ -322,43 +1011,70 @@
           <w:rFonts w:ascii="Times New Roman" w:hAnsi="Times New Roman" w:cs="Times New Roman"/>
           <w:sz w:val="28"/>
           <w:szCs w:val="28"/>
+          <w:lang w:val="en-US"/>
         </w:rPr>
         <w:t>_</w:t>
       </w:r>
-      <w:r>
-        <w:rPr>
-          <w:rFonts w:ascii="Times New Roman" w:hAnsi="Times New Roman" w:cs="Times New Roman"/>
-          <w:sz w:val="28"/>
-          <w:szCs w:val="28"/>
-          <w:lang w:val="en-US"/>
-        </w:rPr>
-        <w:t>total</w:t>
-      </w:r>
-      <w:r>
-        <w:rPr>
-          <w:rFonts w:ascii="Times New Roman" w:hAnsi="Times New Roman" w:cs="Times New Roman"/>
-          <w:sz w:val="28"/>
-          <w:szCs w:val="28"/>
+      <w:proofErr w:type="gramStart"/>
+      <w:r>
+        <w:rPr>
+          <w:rFonts w:ascii="Times New Roman" w:hAnsi="Times New Roman" w:cs="Times New Roman"/>
+          <w:sz w:val="28"/>
+          <w:szCs w:val="28"/>
+          <w:lang w:val="en-US"/>
+        </w:rPr>
+        <w:t>count</w:t>
+      </w:r>
+      <w:proofErr w:type="spellEnd"/>
+      <w:r>
+        <w:rPr>
+          <w:rFonts w:ascii="Times New Roman" w:hAnsi="Times New Roman" w:cs="Times New Roman"/>
+          <w:sz w:val="28"/>
+          <w:szCs w:val="28"/>
+          <w:lang w:val="en-US"/>
+        </w:rPr>
+        <w:t xml:space="preserve"> }</w:t>
+      </w:r>
+      <w:proofErr w:type="gramEnd"/>
+      <w:r>
+        <w:rPr>
+          <w:rFonts w:ascii="Times New Roman" w:hAnsi="Times New Roman" w:cs="Times New Roman"/>
+          <w:sz w:val="28"/>
+          <w:szCs w:val="28"/>
+          <w:lang w:val="en-US"/>
+        </w:rPr>
+        <w:t xml:space="preserve">} </w:t>
+      </w:r>
+      <w:proofErr w:type="gramStart"/>
+      <w:r>
+        <w:rPr>
+          <w:rFonts w:ascii="Times New Roman" w:hAnsi="Times New Roman" w:cs="Times New Roman"/>
+          <w:sz w:val="28"/>
+          <w:szCs w:val="28"/>
+          <w:lang w:val="en-US"/>
+        </w:rPr>
+        <w:t xml:space="preserve">{{ </w:t>
+      </w:r>
+      <w:proofErr w:type="spellStart"/>
+      <w:r>
+        <w:rPr>
+          <w:rFonts w:ascii="Times New Roman" w:hAnsi="Times New Roman" w:cs="Times New Roman"/>
+          <w:sz w:val="28"/>
+          <w:szCs w:val="28"/>
+          <w:lang w:val="en-US"/>
+        </w:rPr>
+        <w:t>respect</w:t>
+      </w:r>
+      <w:proofErr w:type="gramEnd"/>
+      <w:r>
+        <w:rPr>
+          <w:rFonts w:ascii="Times New Roman" w:hAnsi="Times New Roman" w:cs="Times New Roman"/>
+          <w:sz w:val="28"/>
+          <w:szCs w:val="28"/>
+          <w:lang w:val="en-US"/>
         </w:rPr>
         <w:t>_</w:t>
       </w:r>
-      <w:r>
-        <w:rPr>
-          <w:rFonts w:ascii="Times New Roman" w:hAnsi="Times New Roman" w:cs="Times New Roman"/>
-          <w:sz w:val="28"/>
-          <w:szCs w:val="28"/>
-          <w:lang w:val="en-US"/>
-        </w:rPr>
-        <w:t>with</w:t>
-      </w:r>
-      <w:r>
-        <w:rPr>
-          <w:rFonts w:ascii="Times New Roman" w:hAnsi="Times New Roman" w:cs="Times New Roman"/>
-          <w:sz w:val="28"/>
-          <w:szCs w:val="28"/>
-        </w:rPr>
-        <w:t>_</w:t>
-      </w:r>
       <w:proofErr w:type="gramStart"/>
       <w:r>
         <w:rPr>
@@ -367,13 +1083,15 @@
           <w:szCs w:val="28"/>
           <w:lang w:val="en-US"/>
         </w:rPr>
-        <w:t>vacancies</w:t>
-      </w:r>
-      <w:r>
-        <w:rPr>
-          <w:rFonts w:ascii="Times New Roman" w:hAnsi="Times New Roman" w:cs="Times New Roman"/>
-          <w:sz w:val="28"/>
-          <w:szCs w:val="28"/>
+        <w:t>word</w:t>
+      </w:r>
+      <w:proofErr w:type="spellEnd"/>
+      <w:r>
+        <w:rPr>
+          <w:rFonts w:ascii="Times New Roman" w:hAnsi="Times New Roman" w:cs="Times New Roman"/>
+          <w:sz w:val="28"/>
+          <w:szCs w:val="28"/>
+          <w:lang w:val="en-US"/>
         </w:rPr>
         <w:t xml:space="preserve"> }</w:t>
       </w:r>
@@ -383,209 +1101,355 @@
           <w:rFonts w:ascii="Times New Roman" w:hAnsi="Times New Roman" w:cs="Times New Roman"/>
           <w:sz w:val="28"/>
           <w:szCs w:val="28"/>
-        </w:rPr>
-        <w:t>} человек (с учетом вакантных должностей)</w:t>
+          <w:lang w:val="en-US"/>
+        </w:rPr>
+        <w:t>}</w:t>
       </w:r>
     </w:p>
     <w:p>
       <w:pPr>
-        <w:rPr>
-          <w:rFonts w:ascii="Times New Roman" w:hAnsi="Times New Roman" w:cs="Times New Roman"/>
-          <w:sz w:val="28"/>
-          <w:szCs w:val="28"/>
+        <w:spacing w:after="0"/>
+        <w:rPr>
+          <w:rFonts w:ascii="Times New Roman" w:hAnsi="Times New Roman" w:cs="Times New Roman"/>
+          <w:sz w:val="28"/>
+          <w:szCs w:val="28"/>
+          <w:lang w:val="en-US"/>
+        </w:rPr>
+      </w:pPr>
+      <w:proofErr w:type="gramStart"/>
+      <w:r>
+        <w:rPr>
+          <w:rFonts w:ascii="Times New Roman" w:hAnsi="Times New Roman" w:cs="Times New Roman"/>
+          <w:sz w:val="28"/>
+          <w:szCs w:val="28"/>
+          <w:lang w:val="en-US"/>
+        </w:rPr>
+        <w:t xml:space="preserve">{{ </w:t>
+      </w:r>
+      <w:proofErr w:type="spellStart"/>
+      <w:r>
+        <w:rPr>
+          <w:rFonts w:ascii="Times New Roman" w:hAnsi="Times New Roman" w:cs="Times New Roman"/>
+          <w:sz w:val="28"/>
+          <w:szCs w:val="28"/>
+          <w:lang w:val="en-US"/>
+        </w:rPr>
+        <w:t>respect</w:t>
+      </w:r>
+      <w:proofErr w:type="gramEnd"/>
+      <w:r>
+        <w:rPr>
+          <w:rFonts w:ascii="Times New Roman" w:hAnsi="Times New Roman" w:cs="Times New Roman"/>
+          <w:sz w:val="28"/>
+          <w:szCs w:val="28"/>
+          <w:lang w:val="en-US"/>
+        </w:rPr>
+        <w:t>_</w:t>
+      </w:r>
+      <w:proofErr w:type="gramStart"/>
+      <w:r>
+        <w:rPr>
+          <w:rFonts w:ascii="Times New Roman" w:hAnsi="Times New Roman" w:cs="Times New Roman"/>
+          <w:sz w:val="28"/>
+          <w:szCs w:val="28"/>
+          <w:lang w:val="en-US"/>
+        </w:rPr>
+        <w:t>lines</w:t>
+      </w:r>
+      <w:proofErr w:type="spellEnd"/>
+      <w:r>
+        <w:rPr>
+          <w:rFonts w:ascii="Times New Roman" w:hAnsi="Times New Roman" w:cs="Times New Roman"/>
+          <w:sz w:val="28"/>
+          <w:szCs w:val="28"/>
+          <w:lang w:val="en-US"/>
+        </w:rPr>
+        <w:t xml:space="preserve"> }</w:t>
+      </w:r>
+      <w:proofErr w:type="gramEnd"/>
+      <w:r>
+        <w:rPr>
+          <w:rFonts w:ascii="Times New Roman" w:hAnsi="Times New Roman" w:cs="Times New Roman"/>
+          <w:sz w:val="28"/>
+          <w:szCs w:val="28"/>
+          <w:lang w:val="en-US"/>
+        </w:rPr>
+        <w:t>}</w:t>
+      </w:r>
+    </w:p>
+    <w:p>
+      <w:pPr>
+        <w:spacing w:after="0"/>
+        <w:rPr>
+          <w:rFonts w:ascii="Times New Roman" w:hAnsi="Times New Roman" w:cs="Times New Roman"/>
+          <w:sz w:val="28"/>
+          <w:szCs w:val="28"/>
+          <w:lang w:val="en-US"/>
         </w:rPr>
       </w:pPr>
     </w:p>
     <w:p>
       <w:pPr>
-        <w:rPr>
-          <w:rFonts w:ascii="Times New Roman" w:hAnsi="Times New Roman" w:cs="Times New Roman"/>
-          <w:sz w:val="28"/>
-          <w:szCs w:val="28"/>
-        </w:rPr>
-      </w:pPr>
-      <w:r>
-        <w:rPr>
-          <w:rFonts w:ascii="Times New Roman" w:hAnsi="Times New Roman" w:cs="Times New Roman"/>
-          <w:sz w:val="28"/>
-          <w:szCs w:val="28"/>
-        </w:rPr>
-        <w:t xml:space="preserve">По штату: </w:t>
-      </w:r>
-      <w:proofErr w:type="gramStart"/>
-      <w:r>
-        <w:rPr>
-          <w:rFonts w:ascii="Times New Roman" w:hAnsi="Times New Roman" w:cs="Times New Roman"/>
-          <w:sz w:val="28"/>
-          <w:szCs w:val="28"/>
-        </w:rPr>
-        <w:t xml:space="preserve">{{ </w:t>
-      </w:r>
-      <w:r>
-        <w:rPr>
-          <w:rFonts w:ascii="Times New Roman" w:hAnsi="Times New Roman" w:cs="Times New Roman"/>
-          <w:sz w:val="28"/>
-          <w:szCs w:val="28"/>
-          <w:lang w:val="en-US"/>
-        </w:rPr>
-        <w:t>staff</w:t>
-      </w:r>
-      <w:proofErr w:type="gramEnd"/>
-      <w:r>
-        <w:rPr>
-          <w:rFonts w:ascii="Times New Roman" w:hAnsi="Times New Roman" w:cs="Times New Roman"/>
-          <w:sz w:val="28"/>
-          <w:szCs w:val="28"/>
-        </w:rPr>
-        <w:t>_</w:t>
-      </w:r>
-      <w:r>
-        <w:rPr>
-          <w:rFonts w:ascii="Times New Roman" w:hAnsi="Times New Roman" w:cs="Times New Roman"/>
-          <w:sz w:val="28"/>
-          <w:szCs w:val="28"/>
-          <w:lang w:val="en-US"/>
-        </w:rPr>
-        <w:t>total</w:t>
-      </w:r>
-      <w:r>
-        <w:rPr>
-          <w:rFonts w:ascii="Times New Roman" w:hAnsi="Times New Roman" w:cs="Times New Roman"/>
-          <w:sz w:val="28"/>
-          <w:szCs w:val="28"/>
-        </w:rPr>
-        <w:t>_</w:t>
-      </w:r>
-      <w:proofErr w:type="gramStart"/>
-      <w:r>
-        <w:rPr>
-          <w:rFonts w:ascii="Times New Roman" w:hAnsi="Times New Roman" w:cs="Times New Roman"/>
-          <w:sz w:val="28"/>
-          <w:szCs w:val="28"/>
-          <w:lang w:val="en-US"/>
-        </w:rPr>
-        <w:t>real</w:t>
-      </w:r>
-      <w:r>
-        <w:rPr>
-          <w:rFonts w:ascii="Times New Roman" w:hAnsi="Times New Roman" w:cs="Times New Roman"/>
-          <w:sz w:val="28"/>
-          <w:szCs w:val="28"/>
-        </w:rPr>
-        <w:t xml:space="preserve"> }</w:t>
-      </w:r>
-      <w:proofErr w:type="gramEnd"/>
-      <w:r>
-        <w:rPr>
-          <w:rFonts w:ascii="Times New Roman" w:hAnsi="Times New Roman" w:cs="Times New Roman"/>
-          <w:sz w:val="28"/>
-          <w:szCs w:val="28"/>
-        </w:rPr>
-        <w:t>} человек (без учета вакантных должностей)</w:t>
-      </w:r>
-    </w:p>
-    <w:p>
-      <w:pPr>
-        <w:rPr>
-          <w:rFonts w:ascii="Times New Roman" w:hAnsi="Times New Roman" w:cs="Times New Roman"/>
-          <w:sz w:val="28"/>
-          <w:szCs w:val="28"/>
+        <w:spacing w:after="0"/>
+        <w:rPr>
+          <w:rFonts w:ascii="Times New Roman" w:hAnsi="Times New Roman" w:cs="Times New Roman"/>
+          <w:sz w:val="28"/>
+          <w:szCs w:val="28"/>
+          <w:lang w:val="en-US"/>
         </w:rPr>
       </w:pPr>
     </w:p>
     <w:p>
       <w:pPr>
-        <w:rPr>
-          <w:rFonts w:ascii="Times New Roman" w:hAnsi="Times New Roman" w:cs="Times New Roman"/>
-          <w:sz w:val="28"/>
-          <w:szCs w:val="28"/>
+        <w:spacing w:after="0"/>
+        <w:rPr>
+          <w:rFonts w:ascii="Times New Roman" w:hAnsi="Times New Roman" w:cs="Times New Roman"/>
+          <w:b/>
+          <w:bCs/>
+          <w:sz w:val="28"/>
+          <w:szCs w:val="28"/>
+          <w:lang w:val="en-US"/>
         </w:rPr>
       </w:pPr>
       <w:r>
         <w:rPr>
           <w:rFonts w:ascii="Times New Roman" w:hAnsi="Times New Roman" w:cs="Times New Roman"/>
-          <w:sz w:val="28"/>
-          <w:szCs w:val="28"/>
-        </w:rPr>
-        <w:t>Отсутствовали за текущий период</w:t>
+          <w:b/>
+          <w:bCs/>
+          <w:sz w:val="28"/>
+          <w:szCs w:val="28"/>
+        </w:rPr>
+        <w:t>Начальник</w:t>
+      </w:r>
+      <w:r>
+        <w:rPr>
+          <w:rFonts w:ascii="Times New Roman" w:hAnsi="Times New Roman" w:cs="Times New Roman"/>
+          <w:b/>
+          <w:bCs/>
+          <w:sz w:val="28"/>
+          <w:szCs w:val="28"/>
+          <w:lang w:val="en-US"/>
+        </w:rPr>
+        <w:t xml:space="preserve"> </w:t>
+      </w:r>
+      <w:r>
+        <w:rPr>
+          <w:rFonts w:ascii="Times New Roman" w:hAnsi="Times New Roman" w:cs="Times New Roman"/>
+          <w:b/>
+          <w:bCs/>
+          <w:sz w:val="28"/>
+          <w:szCs w:val="28"/>
+        </w:rPr>
+        <w:t>отдела</w:t>
+      </w:r>
+      <w:r>
+        <w:rPr>
+          <w:rFonts w:ascii="Times New Roman" w:hAnsi="Times New Roman" w:cs="Times New Roman"/>
+          <w:b/>
+          <w:bCs/>
+          <w:sz w:val="28"/>
+          <w:szCs w:val="28"/>
+          <w:lang w:val="en-US"/>
+        </w:rPr>
+        <w:t xml:space="preserve"> </w:t>
+      </w:r>
+      <w:r>
+        <w:rPr>
+          <w:rFonts w:ascii="Times New Roman" w:hAnsi="Times New Roman" w:cs="Times New Roman"/>
+          <w:b/>
+          <w:bCs/>
+          <w:sz w:val="28"/>
+          <w:szCs w:val="28"/>
+          <w:lang w:val="en-US"/>
+        </w:rPr>
+        <w:tab/>
+      </w:r>
+      <w:r>
+        <w:rPr>
+          <w:rFonts w:ascii="Times New Roman" w:hAnsi="Times New Roman" w:cs="Times New Roman"/>
+          <w:b/>
+          <w:bCs/>
+          <w:sz w:val="28"/>
+          <w:szCs w:val="28"/>
+          <w:lang w:val="en-US"/>
+        </w:rPr>
+        <w:tab/>
+      </w:r>
+      <w:r>
+        <w:rPr>
+          <w:rFonts w:ascii="Times New Roman" w:hAnsi="Times New Roman" w:cs="Times New Roman"/>
+          <w:b/>
+          <w:bCs/>
+          <w:sz w:val="28"/>
+          <w:szCs w:val="28"/>
+          <w:lang w:val="en-US"/>
+        </w:rPr>
+        <w:tab/>
+      </w:r>
+      <w:r>
+        <w:rPr>
+          <w:rFonts w:ascii="Times New Roman" w:hAnsi="Times New Roman" w:cs="Times New Roman"/>
+          <w:b/>
+          <w:bCs/>
+          <w:sz w:val="28"/>
+          <w:szCs w:val="28"/>
+          <w:lang w:val="en-US"/>
+        </w:rPr>
+        <w:tab/>
+      </w:r>
+      <w:r>
+        <w:rPr>
+          <w:rFonts w:ascii="Times New Roman" w:hAnsi="Times New Roman" w:cs="Times New Roman"/>
+          <w:b/>
+          <w:bCs/>
+          <w:sz w:val="28"/>
+          <w:szCs w:val="28"/>
+          <w:lang w:val="en-US"/>
+        </w:rPr>
+        <w:tab/>
       </w:r>
       <w:proofErr w:type="gramStart"/>
       <w:r>
         <w:rPr>
           <w:rFonts w:ascii="Times New Roman" w:hAnsi="Times New Roman" w:cs="Times New Roman"/>
-          <w:sz w:val="28"/>
-          <w:szCs w:val="28"/>
-        </w:rPr>
-        <w:t>: Всего</w:t>
+          <w:b/>
+          <w:bCs/>
+          <w:sz w:val="28"/>
+          <w:szCs w:val="28"/>
+          <w:lang w:val="en-US"/>
+        </w:rPr>
+        <w:t>{{ chief</w:t>
       </w:r>
       <w:proofErr w:type="gramEnd"/>
       <w:r>
         <w:rPr>
           <w:rFonts w:ascii="Times New Roman" w:hAnsi="Times New Roman" w:cs="Times New Roman"/>
-          <w:sz w:val="28"/>
-          <w:szCs w:val="28"/>
-        </w:rPr>
-        <w:t xml:space="preserve"> </w:t>
+          <w:b/>
+          <w:bCs/>
+          <w:sz w:val="28"/>
+          <w:szCs w:val="28"/>
+          <w:lang w:val="en-US"/>
+        </w:rPr>
+        <w:t>_</w:t>
       </w:r>
       <w:proofErr w:type="gramStart"/>
       <w:r>
         <w:rPr>
           <w:rFonts w:ascii="Times New Roman" w:hAnsi="Times New Roman" w:cs="Times New Roman"/>
-          <w:sz w:val="28"/>
-          <w:szCs w:val="28"/>
-        </w:rPr>
-        <w:t xml:space="preserve">{{ </w:t>
-      </w:r>
-      <w:r>
-        <w:rPr>
-          <w:rFonts w:ascii="Times New Roman" w:hAnsi="Times New Roman" w:cs="Times New Roman"/>
-          <w:sz w:val="28"/>
-          <w:szCs w:val="28"/>
-          <w:lang w:val="en-US"/>
-        </w:rPr>
-        <w:t>absent</w:t>
+          <w:b/>
+          <w:bCs/>
+          <w:sz w:val="28"/>
+          <w:szCs w:val="28"/>
+          <w:lang w:val="en-US"/>
+        </w:rPr>
+        <w:t>name }</w:t>
       </w:r>
       <w:proofErr w:type="gramEnd"/>
       <w:r>
         <w:rPr>
           <w:rFonts w:ascii="Times New Roman" w:hAnsi="Times New Roman" w:cs="Times New Roman"/>
-          <w:sz w:val="28"/>
-          <w:szCs w:val="28"/>
-        </w:rPr>
-        <w:t>_</w:t>
-      </w:r>
-      <w:proofErr w:type="gramStart"/>
-      <w:r>
-        <w:rPr>
-          <w:rFonts w:ascii="Times New Roman" w:hAnsi="Times New Roman" w:cs="Times New Roman"/>
-          <w:sz w:val="28"/>
-          <w:szCs w:val="28"/>
-          <w:lang w:val="en-US"/>
-        </w:rPr>
-        <w:t>count</w:t>
-      </w:r>
-      <w:r>
-        <w:rPr>
-          <w:rFonts w:ascii="Times New Roman" w:hAnsi="Times New Roman" w:cs="Times New Roman"/>
-          <w:sz w:val="28"/>
-          <w:szCs w:val="28"/>
-        </w:rPr>
-        <w:t xml:space="preserve"> }</w:t>
-      </w:r>
-      <w:proofErr w:type="gramEnd"/>
-      <w:r>
-        <w:rPr>
-          <w:rFonts w:ascii="Times New Roman" w:hAnsi="Times New Roman" w:cs="Times New Roman"/>
-          <w:sz w:val="28"/>
-          <w:szCs w:val="28"/>
-        </w:rPr>
-        <w:t>} случаев</w:t>
+          <w:b/>
+          <w:bCs/>
+          <w:sz w:val="28"/>
+          <w:szCs w:val="28"/>
+          <w:lang w:val="en-US"/>
+        </w:rPr>
+        <w:t>}</w:t>
       </w:r>
     </w:p>
     <w:p>
       <w:pPr>
-        <w:rPr>
-          <w:rFonts w:ascii="Times New Roman" w:hAnsi="Times New Roman" w:cs="Times New Roman"/>
+        <w:spacing w:after="0"/>
+        <w:rPr>
+          <w:rFonts w:ascii="Times New Roman" w:hAnsi="Times New Roman" w:cs="Times New Roman"/>
+          <w:b/>
+          <w:bCs/>
+          <w:sz w:val="28"/>
+          <w:szCs w:val="28"/>
+        </w:rPr>
+      </w:pPr>
+      <w:r>
+        <w:rPr>
+          <w:rFonts w:ascii="Times New Roman" w:hAnsi="Times New Roman" w:cs="Times New Roman"/>
+          <w:sz w:val="28"/>
+          <w:szCs w:val="28"/>
+        </w:rPr>
+        <w:t xml:space="preserve">Дата составления: </w:t>
+      </w:r>
+      <w:proofErr w:type="gramStart"/>
+      <w:r>
+        <w:rPr>
+          <w:rFonts w:ascii="Times New Roman" w:hAnsi="Times New Roman" w:cs="Times New Roman"/>
+          <w:b/>
+          <w:bCs/>
+          <w:sz w:val="28"/>
+          <w:szCs w:val="28"/>
+        </w:rPr>
+        <w:t xml:space="preserve">{{ </w:t>
+      </w:r>
+      <w:proofErr w:type="spellStart"/>
+      <w:r>
+        <w:rPr>
+          <w:rFonts w:ascii="Times New Roman" w:hAnsi="Times New Roman" w:cs="Times New Roman"/>
+          <w:b/>
+          <w:bCs/>
+          <w:sz w:val="28"/>
+          <w:szCs w:val="28"/>
+        </w:rPr>
+        <w:t>current</w:t>
+      </w:r>
+      <w:proofErr w:type="gramEnd"/>
+      <w:r>
+        <w:rPr>
+          <w:rFonts w:ascii="Times New Roman" w:hAnsi="Times New Roman" w:cs="Times New Roman"/>
+          <w:b/>
+          <w:bCs/>
+          <w:sz w:val="28"/>
+          <w:szCs w:val="28"/>
+        </w:rPr>
+        <w:t>_</w:t>
+      </w:r>
+      <w:proofErr w:type="gramStart"/>
+      <w:r>
+        <w:rPr>
+          <w:rFonts w:ascii="Times New Roman" w:hAnsi="Times New Roman" w:cs="Times New Roman"/>
+          <w:b/>
+          <w:bCs/>
+          <w:sz w:val="28"/>
+          <w:szCs w:val="28"/>
+        </w:rPr>
+        <w:t>date</w:t>
+      </w:r>
+      <w:proofErr w:type="spellEnd"/>
+      <w:r>
+        <w:rPr>
+          <w:rFonts w:ascii="Times New Roman" w:hAnsi="Times New Roman" w:cs="Times New Roman"/>
+          <w:b/>
+          <w:bCs/>
+          <w:sz w:val="28"/>
+          <w:szCs w:val="28"/>
+        </w:rPr>
+        <w:t xml:space="preserve"> }</w:t>
+      </w:r>
+      <w:proofErr w:type="gramEnd"/>
+      <w:r>
+        <w:rPr>
+          <w:rFonts w:ascii="Times New Roman" w:hAnsi="Times New Roman" w:cs="Times New Roman"/>
+          <w:b/>
+          <w:bCs/>
+          <w:sz w:val="28"/>
+          <w:szCs w:val="28"/>
+        </w:rPr>
+        <w:t>}</w:t>
+      </w:r>
+    </w:p>
+    <w:p>
+      <w:pPr>
+        <w:spacing w:after="0"/>
+        <w:rPr>
+          <w:rFonts w:ascii="Times New Roman" w:hAnsi="Times New Roman" w:cs="Times New Roman"/>
+          <w:b/>
+          <w:bCs/>
           <w:sz w:val="28"/>
           <w:szCs w:val="28"/>
         </w:rPr>
@@ -593,511 +1457,15 @@
     </w:p>
     <w:p>
       <w:pPr>
-        <w:rPr>
-          <w:rFonts w:ascii="Times New Roman" w:hAnsi="Times New Roman" w:cs="Times New Roman"/>
-          <w:sz w:val="28"/>
-          <w:szCs w:val="28"/>
-          <w:lang w:val="en-US"/>
+        <w:spacing w:after="0"/>
+        <w:rPr>
+          <w:rFonts w:ascii="Times New Roman" w:hAnsi="Times New Roman" w:cs="Times New Roman"/>
+          <w:b/>
+          <w:bCs/>
+          <w:sz w:val="28"/>
+          <w:szCs w:val="28"/>
         </w:rPr>
       </w:pPr>
-      <w:proofErr w:type="spellStart"/>
-      <w:r>
-        <w:rPr>
-          <w:rFonts w:ascii="Times New Roman" w:hAnsi="Times New Roman" w:cs="Times New Roman"/>
-          <w:sz w:val="28"/>
-          <w:szCs w:val="28"/>
-          <w:lang w:val="en-US"/>
-        </w:rPr>
-        <w:t>Из</w:t>
-      </w:r>
-      <w:proofErr w:type="spellEnd"/>
-      <w:r>
-        <w:rPr>
-          <w:rFonts w:ascii="Times New Roman" w:hAnsi="Times New Roman" w:cs="Times New Roman"/>
-          <w:sz w:val="28"/>
-          <w:szCs w:val="28"/>
-          <w:lang w:val="en-US"/>
-        </w:rPr>
-        <w:t xml:space="preserve"> </w:t>
-      </w:r>
-      <w:proofErr w:type="spellStart"/>
-      <w:r>
-        <w:rPr>
-          <w:rFonts w:ascii="Times New Roman" w:hAnsi="Times New Roman" w:cs="Times New Roman"/>
-          <w:sz w:val="28"/>
-          <w:szCs w:val="28"/>
-          <w:lang w:val="en-US"/>
-        </w:rPr>
-        <w:t>них</w:t>
-      </w:r>
-      <w:proofErr w:type="spellEnd"/>
-      <w:r>
-        <w:rPr>
-          <w:rFonts w:ascii="Times New Roman" w:hAnsi="Times New Roman" w:cs="Times New Roman"/>
-          <w:sz w:val="28"/>
-          <w:szCs w:val="28"/>
-          <w:lang w:val="en-US"/>
-        </w:rPr>
-        <w:t>:</w:t>
-      </w:r>
-    </w:p>
-    <w:p>
-      <w:pPr>
-        <w:rPr>
-          <w:rFonts w:ascii="Times New Roman" w:hAnsi="Times New Roman" w:cs="Times New Roman"/>
-          <w:sz w:val="28"/>
-          <w:szCs w:val="28"/>
-        </w:rPr>
-      </w:pPr>
-      <w:proofErr w:type="gramStart"/>
-      <w:r>
-        <w:rPr>
-          <w:rFonts w:ascii="Times New Roman" w:hAnsi="Times New Roman" w:cs="Times New Roman"/>
-          <w:sz w:val="28"/>
-          <w:szCs w:val="28"/>
-        </w:rPr>
-        <w:t xml:space="preserve">{{ </w:t>
-      </w:r>
-      <w:proofErr w:type="spellStart"/>
-      <w:r>
-        <w:rPr>
-          <w:rFonts w:ascii="Times New Roman" w:hAnsi="Times New Roman" w:cs="Times New Roman"/>
-          <w:sz w:val="28"/>
-          <w:szCs w:val="28"/>
-          <w:lang w:val="en-US"/>
-        </w:rPr>
-        <w:t>absent</w:t>
-      </w:r>
-      <w:proofErr w:type="spellEnd"/>
-      <w:proofErr w:type="gramEnd"/>
-      <w:r>
-        <w:rPr>
-          <w:rFonts w:ascii="Times New Roman" w:hAnsi="Times New Roman" w:cs="Times New Roman"/>
-          <w:sz w:val="28"/>
-          <w:szCs w:val="28"/>
-        </w:rPr>
-        <w:t>_</w:t>
-      </w:r>
-      <w:proofErr w:type="spellStart"/>
-      <w:r>
-        <w:rPr>
-          <w:rFonts w:ascii="Times New Roman" w:hAnsi="Times New Roman" w:cs="Times New Roman"/>
-          <w:sz w:val="28"/>
-          <w:szCs w:val="28"/>
-          <w:lang w:val="en-US"/>
-        </w:rPr>
-        <w:t>reason</w:t>
-      </w:r>
-      <w:proofErr w:type="spellEnd"/>
-      <w:r>
-        <w:rPr>
-          <w:rFonts w:ascii="Times New Roman" w:hAnsi="Times New Roman" w:cs="Times New Roman"/>
-          <w:sz w:val="28"/>
-          <w:szCs w:val="28"/>
-        </w:rPr>
-        <w:t>_</w:t>
-      </w:r>
-      <w:proofErr w:type="spellStart"/>
-      <w:proofErr w:type="gramStart"/>
-      <w:r>
-        <w:rPr>
-          <w:rFonts w:ascii="Times New Roman" w:hAnsi="Times New Roman" w:cs="Times New Roman"/>
-          <w:sz w:val="28"/>
-          <w:szCs w:val="28"/>
-          <w:lang w:val="en-US"/>
-        </w:rPr>
-        <w:t>lines</w:t>
-      </w:r>
-      <w:proofErr w:type="spellEnd"/>
-      <w:r>
-        <w:rPr>
-          <w:rFonts w:ascii="Times New Roman" w:hAnsi="Times New Roman" w:cs="Times New Roman"/>
-          <w:sz w:val="28"/>
-          <w:szCs w:val="28"/>
-        </w:rPr>
-        <w:t xml:space="preserve"> }</w:t>
-      </w:r>
-      <w:proofErr w:type="gramEnd"/>
-      <w:r>
-        <w:rPr>
-          <w:rFonts w:ascii="Times New Roman" w:hAnsi="Times New Roman" w:cs="Times New Roman"/>
-          <w:sz w:val="28"/>
-          <w:szCs w:val="28"/>
-        </w:rPr>
-        <w:t>}</w:t>
-      </w:r>
-    </w:p>
-    <w:p>
-      <w:pPr>
-        <w:rPr>
-          <w:rFonts w:ascii="Times New Roman" w:hAnsi="Times New Roman" w:cs="Times New Roman"/>
-          <w:sz w:val="28"/>
-          <w:szCs w:val="28"/>
-        </w:rPr>
-      </w:pPr>
-    </w:p>
-    <w:p>
-      <w:pPr>
-        <w:rPr>
-          <w:rFonts w:ascii="Times New Roman" w:hAnsi="Times New Roman" w:cs="Times New Roman"/>
-          <w:sz w:val="28"/>
-          <w:szCs w:val="28"/>
-        </w:rPr>
-      </w:pPr>
-      <w:r>
-        <w:rPr>
-          <w:rFonts w:ascii="Times New Roman" w:hAnsi="Times New Roman" w:cs="Times New Roman"/>
-          <w:sz w:val="28"/>
-          <w:szCs w:val="28"/>
-        </w:rPr>
-        <w:t xml:space="preserve">Отпрашивались: </w:t>
-      </w:r>
-      <w:proofErr w:type="gramStart"/>
-      <w:r>
-        <w:rPr>
-          <w:rFonts w:ascii="Times New Roman" w:hAnsi="Times New Roman" w:cs="Times New Roman"/>
-          <w:sz w:val="28"/>
-          <w:szCs w:val="28"/>
-        </w:rPr>
-        <w:t xml:space="preserve">{{ </w:t>
-      </w:r>
-      <w:proofErr w:type="spellStart"/>
-      <w:r>
-        <w:rPr>
-          <w:rFonts w:ascii="Times New Roman" w:hAnsi="Times New Roman" w:cs="Times New Roman"/>
-          <w:sz w:val="28"/>
-          <w:szCs w:val="28"/>
-          <w:lang w:val="en-US"/>
-        </w:rPr>
-        <w:t>askoff</w:t>
-      </w:r>
-      <w:proofErr w:type="spellEnd"/>
-      <w:proofErr w:type="gramEnd"/>
-      <w:r>
-        <w:rPr>
-          <w:rFonts w:ascii="Times New Roman" w:hAnsi="Times New Roman" w:cs="Times New Roman"/>
-          <w:sz w:val="28"/>
-          <w:szCs w:val="28"/>
-        </w:rPr>
-        <w:t>_</w:t>
-      </w:r>
-      <w:proofErr w:type="gramStart"/>
-      <w:r>
-        <w:rPr>
-          <w:rFonts w:ascii="Times New Roman" w:hAnsi="Times New Roman" w:cs="Times New Roman"/>
-          <w:sz w:val="28"/>
-          <w:szCs w:val="28"/>
-          <w:lang w:val="en-US"/>
-        </w:rPr>
-        <w:t>count</w:t>
-      </w:r>
-      <w:r>
-        <w:rPr>
-          <w:rFonts w:ascii="Times New Roman" w:hAnsi="Times New Roman" w:cs="Times New Roman"/>
-          <w:sz w:val="28"/>
-          <w:szCs w:val="28"/>
-        </w:rPr>
-        <w:t xml:space="preserve"> }</w:t>
-      </w:r>
-      <w:proofErr w:type="gramEnd"/>
-      <w:r>
-        <w:rPr>
-          <w:rFonts w:ascii="Times New Roman" w:hAnsi="Times New Roman" w:cs="Times New Roman"/>
-          <w:sz w:val="28"/>
-          <w:szCs w:val="28"/>
-        </w:rPr>
-        <w:t>} человек по следующим причинам:</w:t>
-      </w:r>
-    </w:p>
-    <w:p>
-      <w:pPr>
-        <w:rPr>
-          <w:rFonts w:ascii="Times New Roman" w:hAnsi="Times New Roman" w:cs="Times New Roman"/>
-          <w:sz w:val="28"/>
-          <w:szCs w:val="28"/>
-        </w:rPr>
-      </w:pPr>
-    </w:p>
-    <w:p>
-      <w:pPr>
-        <w:rPr>
-          <w:rFonts w:ascii="Times New Roman" w:hAnsi="Times New Roman" w:cs="Times New Roman"/>
-          <w:sz w:val="28"/>
-          <w:szCs w:val="28"/>
-        </w:rPr>
-      </w:pPr>
-      <w:proofErr w:type="gramStart"/>
-      <w:r>
-        <w:rPr>
-          <w:rFonts w:ascii="Times New Roman" w:hAnsi="Times New Roman" w:cs="Times New Roman"/>
-          <w:sz w:val="28"/>
-          <w:szCs w:val="28"/>
-        </w:rPr>
-        <w:t xml:space="preserve">{{ </w:t>
-      </w:r>
-      <w:proofErr w:type="spellStart"/>
-      <w:r>
-        <w:rPr>
-          <w:rFonts w:ascii="Times New Roman" w:hAnsi="Times New Roman" w:cs="Times New Roman"/>
-          <w:sz w:val="28"/>
-          <w:szCs w:val="28"/>
-          <w:lang w:val="en-US"/>
-        </w:rPr>
-        <w:t>askoff</w:t>
-      </w:r>
-      <w:proofErr w:type="spellEnd"/>
-      <w:proofErr w:type="gramEnd"/>
-      <w:r>
-        <w:rPr>
-          <w:rFonts w:ascii="Times New Roman" w:hAnsi="Times New Roman" w:cs="Times New Roman"/>
-          <w:sz w:val="28"/>
-          <w:szCs w:val="28"/>
-        </w:rPr>
-        <w:t>_</w:t>
-      </w:r>
-      <w:proofErr w:type="gramStart"/>
-      <w:r>
-        <w:rPr>
-          <w:rFonts w:ascii="Times New Roman" w:hAnsi="Times New Roman" w:cs="Times New Roman"/>
-          <w:sz w:val="28"/>
-          <w:szCs w:val="28"/>
-          <w:lang w:val="en-US"/>
-        </w:rPr>
-        <w:t>lines</w:t>
-      </w:r>
-      <w:r>
-        <w:rPr>
-          <w:rFonts w:ascii="Times New Roman" w:hAnsi="Times New Roman" w:cs="Times New Roman"/>
-          <w:sz w:val="28"/>
-          <w:szCs w:val="28"/>
-        </w:rPr>
-        <w:t xml:space="preserve"> }</w:t>
-      </w:r>
-      <w:proofErr w:type="gramEnd"/>
-      <w:r>
-        <w:rPr>
-          <w:rFonts w:ascii="Times New Roman" w:hAnsi="Times New Roman" w:cs="Times New Roman"/>
-          <w:sz w:val="28"/>
-          <w:szCs w:val="28"/>
-        </w:rPr>
-        <w:t>}</w:t>
-      </w:r>
-    </w:p>
-    <w:p>
-      <w:pPr>
-        <w:rPr>
-          <w:rFonts w:ascii="Times New Roman" w:hAnsi="Times New Roman" w:cs="Times New Roman"/>
-          <w:sz w:val="28"/>
-          <w:szCs w:val="28"/>
-        </w:rPr>
-      </w:pPr>
-    </w:p>
-    <w:p>
-      <w:pPr>
-        <w:rPr>
-          <w:rFonts w:ascii="Times New Roman" w:hAnsi="Times New Roman" w:cs="Times New Roman"/>
-          <w:sz w:val="28"/>
-          <w:szCs w:val="28"/>
-        </w:rPr>
-      </w:pPr>
-      <w:r>
-        <w:rPr>
-          <w:rFonts w:ascii="Times New Roman" w:hAnsi="Times New Roman" w:cs="Times New Roman"/>
-          <w:sz w:val="28"/>
-          <w:szCs w:val="28"/>
-        </w:rPr>
-        <w:t xml:space="preserve">Начальник </w:t>
-      </w:r>
-      <w:proofErr w:type="gramStart"/>
-      <w:r>
-        <w:rPr>
-          <w:rFonts w:ascii="Times New Roman" w:hAnsi="Times New Roman" w:cs="Times New Roman"/>
-          <w:sz w:val="28"/>
-          <w:szCs w:val="28"/>
-        </w:rPr>
-        <w:t>отдела  →</w:t>
-      </w:r>
-      <w:proofErr w:type="gramEnd"/>
-      <w:r>
-        <w:rPr>
-          <w:rFonts w:ascii="Times New Roman" w:hAnsi="Times New Roman" w:cs="Times New Roman"/>
-          <w:sz w:val="28"/>
-          <w:szCs w:val="28"/>
-        </w:rPr>
-        <w:t xml:space="preserve">      →      →      →      →      →      →   </w:t>
-      </w:r>
-      <w:proofErr w:type="gramStart"/>
-      <w:r>
-        <w:rPr>
-          <w:rFonts w:ascii="Times New Roman" w:hAnsi="Times New Roman" w:cs="Times New Roman"/>
-          <w:sz w:val="28"/>
-          <w:szCs w:val="28"/>
-        </w:rPr>
-        <w:t xml:space="preserve">   {{ </w:t>
-      </w:r>
-      <w:r>
-        <w:rPr>
-          <w:rFonts w:ascii="Times New Roman" w:hAnsi="Times New Roman" w:cs="Times New Roman"/>
-          <w:sz w:val="28"/>
-          <w:szCs w:val="28"/>
-          <w:lang w:val="en-US"/>
-        </w:rPr>
-        <w:t>chief</w:t>
-      </w:r>
-      <w:proofErr w:type="gramEnd"/>
-      <w:r>
-        <w:rPr>
-          <w:rFonts w:ascii="Times New Roman" w:hAnsi="Times New Roman" w:cs="Times New Roman"/>
-          <w:sz w:val="28"/>
-          <w:szCs w:val="28"/>
-        </w:rPr>
-        <w:t>_</w:t>
-      </w:r>
-      <w:proofErr w:type="gramStart"/>
-      <w:r>
-        <w:rPr>
-          <w:rFonts w:ascii="Times New Roman" w:hAnsi="Times New Roman" w:cs="Times New Roman"/>
-          <w:sz w:val="28"/>
-          <w:szCs w:val="28"/>
-          <w:lang w:val="en-US"/>
-        </w:rPr>
-        <w:t>name</w:t>
-      </w:r>
-      <w:r>
-        <w:rPr>
-          <w:rFonts w:ascii="Times New Roman" w:hAnsi="Times New Roman" w:cs="Times New Roman"/>
-          <w:sz w:val="28"/>
-          <w:szCs w:val="28"/>
-        </w:rPr>
-        <w:t xml:space="preserve"> }</w:t>
-      </w:r>
-      <w:proofErr w:type="gramEnd"/>
-      <w:r>
-        <w:rPr>
-          <w:rFonts w:ascii="Times New Roman" w:hAnsi="Times New Roman" w:cs="Times New Roman"/>
-          <w:sz w:val="28"/>
-          <w:szCs w:val="28"/>
-        </w:rPr>
-        <w:t>}</w:t>
-      </w:r>
-    </w:p>
-    <w:p>
-      <w:pPr>
-        <w:rPr>
-          <w:rFonts w:ascii="Times New Roman" w:hAnsi="Times New Roman" w:cs="Times New Roman"/>
-          <w:sz w:val="28"/>
-          <w:szCs w:val="28"/>
-        </w:rPr>
-      </w:pPr>
-    </w:p>
-    <w:p>
-      <w:pPr>
-        <w:rPr>
-          <w:rFonts w:ascii="Times New Roman" w:hAnsi="Times New Roman" w:cs="Times New Roman"/>
-          <w:sz w:val="28"/>
-          <w:szCs w:val="28"/>
-        </w:rPr>
-      </w:pPr>
-      <w:proofErr w:type="spellStart"/>
-      <w:r>
-        <w:rPr>
-          <w:rFonts w:ascii="Times New Roman" w:hAnsi="Times New Roman" w:cs="Times New Roman"/>
-          <w:sz w:val="28"/>
-          <w:szCs w:val="28"/>
-          <w:lang w:val="en-US"/>
-        </w:rPr>
-        <w:t>текущая</w:t>
-      </w:r>
-      <w:proofErr w:type="spellEnd"/>
-      <w:r>
-        <w:rPr>
-          <w:rFonts w:ascii="Times New Roman" w:hAnsi="Times New Roman" w:cs="Times New Roman"/>
-          <w:sz w:val="28"/>
-          <w:szCs w:val="28"/>
-          <w:lang w:val="en-US"/>
-        </w:rPr>
-        <w:t xml:space="preserve"> </w:t>
-      </w:r>
-      <w:proofErr w:type="spellStart"/>
-      <w:r>
-        <w:rPr>
-          <w:rFonts w:ascii="Times New Roman" w:hAnsi="Times New Roman" w:cs="Times New Roman"/>
-          <w:sz w:val="28"/>
-          <w:szCs w:val="28"/>
-          <w:lang w:val="en-US"/>
-        </w:rPr>
-        <w:t>дата</w:t>
-      </w:r>
-      <w:proofErr w:type="spellEnd"/>
-      <w:r>
-        <w:rPr>
-          <w:rFonts w:ascii="Times New Roman" w:hAnsi="Times New Roman" w:cs="Times New Roman"/>
-          <w:sz w:val="28"/>
-          <w:szCs w:val="28"/>
-          <w:lang w:val="en-US"/>
-        </w:rPr>
-        <w:t xml:space="preserve"> </w:t>
-      </w:r>
-      <w:proofErr w:type="gramStart"/>
-      <w:r>
-        <w:rPr>
-          <w:rFonts w:ascii="Times New Roman" w:hAnsi="Times New Roman" w:cs="Times New Roman"/>
-          <w:sz w:val="28"/>
-          <w:szCs w:val="28"/>
-          <w:lang w:val="en-US"/>
-        </w:rPr>
-        <w:t xml:space="preserve">{{ </w:t>
-      </w:r>
-      <w:proofErr w:type="spellStart"/>
-      <w:r>
-        <w:rPr>
-          <w:rFonts w:ascii="Times New Roman" w:hAnsi="Times New Roman" w:cs="Times New Roman"/>
-          <w:sz w:val="28"/>
-          <w:szCs w:val="28"/>
-          <w:lang w:val="en-US"/>
-        </w:rPr>
-        <w:t>current</w:t>
-      </w:r>
-      <w:proofErr w:type="gramEnd"/>
-      <w:r>
-        <w:rPr>
-          <w:rFonts w:ascii="Times New Roman" w:hAnsi="Times New Roman" w:cs="Times New Roman"/>
-          <w:sz w:val="28"/>
-          <w:szCs w:val="28"/>
-          <w:lang w:val="en-US"/>
-        </w:rPr>
-        <w:t>_</w:t>
-      </w:r>
-      <w:proofErr w:type="gramStart"/>
-      <w:r>
-        <w:rPr>
-          <w:rFonts w:ascii="Times New Roman" w:hAnsi="Times New Roman" w:cs="Times New Roman"/>
-          <w:sz w:val="28"/>
-          <w:szCs w:val="28"/>
-          <w:lang w:val="en-US"/>
-        </w:rPr>
-        <w:t>date</w:t>
-      </w:r>
-      <w:proofErr w:type="spellEnd"/>
-      <w:r>
-        <w:rPr>
-          <w:rFonts w:ascii="Times New Roman" w:hAnsi="Times New Roman" w:cs="Times New Roman"/>
-          <w:sz w:val="28"/>
-          <w:szCs w:val="28"/>
-          <w:lang w:val="en-US"/>
-        </w:rPr>
-        <w:t xml:space="preserve"> }</w:t>
-      </w:r>
-      <w:proofErr w:type="gramEnd"/>
-      <w:r>
-        <w:rPr>
-          <w:rFonts w:ascii="Times New Roman" w:hAnsi="Times New Roman" w:cs="Times New Roman"/>
-          <w:sz w:val="28"/>
-          <w:szCs w:val="28"/>
-          <w:lang w:val="en-US"/>
-        </w:rPr>
-        <w:t>}</w:t>
-      </w:r>
     </w:p>
     <w:sectPr>
       <w:pgSz w:w="11906" w:h="16838"/>

--- a/period_template.docx
+++ b/period_template.docx
@@ -272,19 +272,7 @@
           <w:szCs w:val="28"/>
           <w:lang w:val="en-US"/>
         </w:rPr>
-        <w:t>_</w:t>
-      </w:r>
-      <w:proofErr w:type="gramStart"/>
-      <w:r>
-        <w:rPr>
-          <w:rFonts w:ascii="Times New Roman" w:hAnsi="Times New Roman" w:cs="Times New Roman"/>
-          <w:b/>
-          <w:bCs/>
-          <w:sz w:val="28"/>
-          <w:szCs w:val="28"/>
-          <w:lang w:val="en-US"/>
-        </w:rPr>
-        <w:t>to</w:t>
+        <w:t>_to</w:t>
       </w:r>
       <w:proofErr w:type="spellEnd"/>
       <w:r>
@@ -296,19 +284,18 @@
           <w:szCs w:val="28"/>
           <w:lang w:val="en-US"/>
         </w:rPr>
-        <w:t xml:space="preserve"> }</w:t>
-      </w:r>
-      <w:proofErr w:type="gramEnd"/>
-      <w:r>
-        <w:rPr>
-          <w:rFonts w:ascii="Times New Roman" w:hAnsi="Times New Roman" w:cs="Times New Roman"/>
-          <w:b/>
-          <w:bCs/>
-          <w:sz w:val="28"/>
-          <w:szCs w:val="28"/>
-          <w:lang w:val="en-US"/>
-        </w:rPr>
-        <w:t>}</w:t>
+        <w:t xml:space="preserve"> }}</w:t>
+      </w:r>
+      <w:r>
+        <w:rPr>
+          <w:rFonts w:ascii="Times New Roman" w:hAnsi="Times New Roman" w:cs="Times New Roman"/>
+          <w:b/>
+          <w:bCs/>
+          <w:sz w:val="28"/>
+          <w:szCs w:val="28"/>
+          <w:lang w:val="en-US"/>
+        </w:rPr>
+        <w:br/>
       </w:r>
     </w:p>
     <w:p>
@@ -320,7 +307,6 @@
           <w:bCs/>
           <w:sz w:val="28"/>
           <w:szCs w:val="28"/>
-          <w:u w:val="single"/>
           <w:lang w:val="en-US"/>
         </w:rPr>
       </w:pPr>
@@ -331,7 +317,6 @@
           <w:bCs/>
           <w:sz w:val="28"/>
           <w:szCs w:val="28"/>
-          <w:u w:val="single"/>
         </w:rPr>
         <w:t>По</w:t>
       </w:r>
@@ -342,7 +327,6 @@
           <w:bCs/>
           <w:sz w:val="28"/>
           <w:szCs w:val="28"/>
-          <w:u w:val="single"/>
           <w:lang w:val="en-US"/>
         </w:rPr>
         <w:t xml:space="preserve"> </w:t>
@@ -354,7 +338,6 @@
           <w:bCs/>
           <w:sz w:val="28"/>
           <w:szCs w:val="28"/>
-          <w:u w:val="single"/>
         </w:rPr>
         <w:t>штату</w:t>
       </w:r>
@@ -365,7 +348,6 @@
           <w:bCs/>
           <w:sz w:val="28"/>
           <w:szCs w:val="28"/>
-          <w:u w:val="single"/>
           <w:lang w:val="en-US"/>
         </w:rPr>
         <w:t xml:space="preserve">: </w:t>
@@ -690,6 +672,7 @@
           <w:rFonts w:ascii="Times New Roman" w:hAnsi="Times New Roman" w:cs="Times New Roman"/>
           <w:sz w:val="28"/>
           <w:szCs w:val="28"/>
+          <w:lang w:val="en-US"/>
         </w:rPr>
       </w:pPr>
       <w:r>
@@ -699,24 +682,69 @@
           <w:bCs/>
           <w:sz w:val="28"/>
           <w:szCs w:val="28"/>
-          <w:u w:val="single"/>
-        </w:rPr>
-        <w:t>Отсутствовали за период:</w:t>
-      </w:r>
-      <w:r>
-        <w:rPr>
-          <w:rFonts w:ascii="Times New Roman" w:hAnsi="Times New Roman" w:cs="Times New Roman"/>
-          <w:sz w:val="28"/>
-          <w:szCs w:val="28"/>
+        </w:rPr>
+        <w:t>Отсутствовали</w:t>
+      </w:r>
+      <w:r>
+        <w:rPr>
+          <w:rFonts w:ascii="Times New Roman" w:hAnsi="Times New Roman" w:cs="Times New Roman"/>
+          <w:b/>
+          <w:bCs/>
+          <w:sz w:val="28"/>
+          <w:szCs w:val="28"/>
+          <w:lang w:val="en-US"/>
         </w:rPr>
         <w:t xml:space="preserve"> </w:t>
       </w:r>
+      <w:r>
+        <w:rPr>
+          <w:rFonts w:ascii="Times New Roman" w:hAnsi="Times New Roman" w:cs="Times New Roman"/>
+          <w:b/>
+          <w:bCs/>
+          <w:sz w:val="28"/>
+          <w:szCs w:val="28"/>
+        </w:rPr>
+        <w:t>за</w:t>
+      </w:r>
+      <w:r>
+        <w:rPr>
+          <w:rFonts w:ascii="Times New Roman" w:hAnsi="Times New Roman" w:cs="Times New Roman"/>
+          <w:b/>
+          <w:bCs/>
+          <w:sz w:val="28"/>
+          <w:szCs w:val="28"/>
+          <w:lang w:val="en-US"/>
+        </w:rPr>
+        <w:t xml:space="preserve"> </w:t>
+      </w:r>
+      <w:r>
+        <w:rPr>
+          <w:rFonts w:ascii="Times New Roman" w:hAnsi="Times New Roman" w:cs="Times New Roman"/>
+          <w:b/>
+          <w:bCs/>
+          <w:sz w:val="28"/>
+          <w:szCs w:val="28"/>
+        </w:rPr>
+        <w:t>период</w:t>
+      </w:r>
+      <w:r>
+        <w:rPr>
+          <w:rFonts w:ascii="Times New Roman" w:hAnsi="Times New Roman" w:cs="Times New Roman"/>
+          <w:b/>
+          <w:bCs/>
+          <w:sz w:val="28"/>
+          <w:szCs w:val="28"/>
+          <w:lang w:val="en-US"/>
+        </w:rPr>
+        <w:t xml:space="preserve">: </w:t>
+      </w:r>
       <w:proofErr w:type="gramStart"/>
       <w:r>
         <w:rPr>
           <w:rFonts w:ascii="Times New Roman" w:hAnsi="Times New Roman" w:cs="Times New Roman"/>
           <w:sz w:val="28"/>
           <w:szCs w:val="28"/>
+          <w:lang w:val="en-US"/>
         </w:rPr>
         <w:t xml:space="preserve">{{ </w:t>
       </w:r>
@@ -726,6 +754,7 @@
           <w:rFonts w:ascii="Times New Roman" w:hAnsi="Times New Roman" w:cs="Times New Roman"/>
           <w:sz w:val="28"/>
           <w:szCs w:val="28"/>
+          <w:lang w:val="en-US"/>
         </w:rPr>
         <w:t>absent</w:t>
       </w:r>
@@ -735,6 +764,7 @@
           <w:rFonts w:ascii="Times New Roman" w:hAnsi="Times New Roman" w:cs="Times New Roman"/>
           <w:sz w:val="28"/>
           <w:szCs w:val="28"/>
+          <w:lang w:val="en-US"/>
         </w:rPr>
         <w:t>_</w:t>
       </w:r>
@@ -744,6 +774,7 @@
           <w:rFonts w:ascii="Times New Roman" w:hAnsi="Times New Roman" w:cs="Times New Roman"/>
           <w:sz w:val="28"/>
           <w:szCs w:val="28"/>
+          <w:lang w:val="en-US"/>
         </w:rPr>
         <w:t>count</w:t>
       </w:r>
@@ -753,6 +784,7 @@
           <w:rFonts w:ascii="Times New Roman" w:hAnsi="Times New Roman" w:cs="Times New Roman"/>
           <w:sz w:val="28"/>
           <w:szCs w:val="28"/>
+          <w:lang w:val="en-US"/>
         </w:rPr>
         <w:t xml:space="preserve"> }</w:t>
       </w:r>
@@ -762,6 +794,7 @@
           <w:rFonts w:ascii="Times New Roman" w:hAnsi="Times New Roman" w:cs="Times New Roman"/>
           <w:sz w:val="28"/>
           <w:szCs w:val="28"/>
+          <w:lang w:val="en-US"/>
         </w:rPr>
         <w:t xml:space="preserve">} </w:t>
       </w:r>
@@ -771,6 +804,7 @@
           <w:rFonts w:ascii="Times New Roman" w:hAnsi="Times New Roman" w:cs="Times New Roman"/>
           <w:sz w:val="28"/>
           <w:szCs w:val="28"/>
+          <w:lang w:val="en-US"/>
         </w:rPr>
         <w:t xml:space="preserve">{{ </w:t>
       </w:r>
@@ -780,6 +814,7 @@
           <w:rFonts w:ascii="Times New Roman" w:hAnsi="Times New Roman" w:cs="Times New Roman"/>
           <w:sz w:val="28"/>
           <w:szCs w:val="28"/>
+          <w:lang w:val="en-US"/>
         </w:rPr>
         <w:t>absent</w:t>
       </w:r>
@@ -789,8 +824,83 @@
           <w:rFonts w:ascii="Times New Roman" w:hAnsi="Times New Roman" w:cs="Times New Roman"/>
           <w:sz w:val="28"/>
           <w:szCs w:val="28"/>
-        </w:rPr>
-        <w:t>_cases_</w:t>
+          <w:lang w:val="en-US"/>
+        </w:rPr>
+        <w:t>_cases_word</w:t>
+      </w:r>
+      <w:proofErr w:type="spellEnd"/>
+      <w:r>
+        <w:rPr>
+          <w:rFonts w:ascii="Times New Roman" w:hAnsi="Times New Roman" w:cs="Times New Roman"/>
+          <w:sz w:val="28"/>
+          <w:szCs w:val="28"/>
+          <w:lang w:val="en-US"/>
+        </w:rPr>
+        <w:t xml:space="preserve"> }}</w:t>
+      </w:r>
+      <w:r>
+        <w:rPr>
+          <w:rFonts w:ascii="Times New Roman" w:hAnsi="Times New Roman" w:cs="Times New Roman"/>
+          <w:b/>
+          <w:bCs/>
+          <w:sz w:val="28"/>
+          <w:szCs w:val="28"/>
+          <w:lang w:val="en-US"/>
+        </w:rPr>
+        <w:br/>
+      </w:r>
+      <w:r>
+        <w:rPr>
+          <w:rFonts w:ascii="Times New Roman" w:hAnsi="Times New Roman" w:cs="Times New Roman"/>
+          <w:b/>
+          <w:bCs/>
+          <w:sz w:val="28"/>
+          <w:szCs w:val="28"/>
+        </w:rPr>
+        <w:t>Из</w:t>
+      </w:r>
+      <w:r>
+        <w:rPr>
+          <w:rFonts w:ascii="Times New Roman" w:hAnsi="Times New Roman" w:cs="Times New Roman"/>
+          <w:b/>
+          <w:bCs/>
+          <w:sz w:val="28"/>
+          <w:szCs w:val="28"/>
+          <w:lang w:val="en-US"/>
+        </w:rPr>
+        <w:t xml:space="preserve"> </w:t>
+      </w:r>
+      <w:r>
+        <w:rPr>
+          <w:rFonts w:ascii="Times New Roman" w:hAnsi="Times New Roman" w:cs="Times New Roman"/>
+          <w:b/>
+          <w:bCs/>
+          <w:sz w:val="28"/>
+          <w:szCs w:val="28"/>
+        </w:rPr>
+        <w:t>них</w:t>
+      </w:r>
+      <w:r>
+        <w:rPr>
+          <w:rFonts w:ascii="Times New Roman" w:hAnsi="Times New Roman" w:cs="Times New Roman"/>
+          <w:b/>
+          <w:bCs/>
+          <w:sz w:val="28"/>
+          <w:szCs w:val="28"/>
+          <w:lang w:val="en-US"/>
+        </w:rPr>
+        <w:t>:</w:t>
+      </w:r>
+      <w:r>
+        <w:rPr>
+          <w:rFonts w:ascii="Times New Roman" w:hAnsi="Times New Roman" w:cs="Times New Roman"/>
+          <w:b/>
+          <w:bCs/>
+          <w:sz w:val="28"/>
+          <w:szCs w:val="28"/>
+          <w:lang w:val="en-US"/>
+        </w:rPr>
+        <w:br/>
       </w:r>
       <w:proofErr w:type="gramStart"/>
       <w:r>
@@ -798,8 +908,29 @@
           <w:rFonts w:ascii="Times New Roman" w:hAnsi="Times New Roman" w:cs="Times New Roman"/>
           <w:sz w:val="28"/>
           <w:szCs w:val="28"/>
-        </w:rPr>
-        <w:t>word</w:t>
+          <w:lang w:val="en-US"/>
+        </w:rPr>
+        <w:t xml:space="preserve">{{ </w:t>
+      </w:r>
+      <w:proofErr w:type="spellStart"/>
+      <w:r>
+        <w:rPr>
+          <w:rFonts w:ascii="Times New Roman" w:hAnsi="Times New Roman" w:cs="Times New Roman"/>
+          <w:sz w:val="28"/>
+          <w:szCs w:val="28"/>
+          <w:lang w:val="en-US"/>
+        </w:rPr>
+        <w:t>absent</w:t>
+      </w:r>
+      <w:proofErr w:type="gramEnd"/>
+      <w:r>
+        <w:rPr>
+          <w:rFonts w:ascii="Times New Roman" w:hAnsi="Times New Roman" w:cs="Times New Roman"/>
+          <w:sz w:val="28"/>
+          <w:szCs w:val="28"/>
+          <w:lang w:val="en-US"/>
+        </w:rPr>
+        <w:t>_reason_lines</w:t>
       </w:r>
       <w:proofErr w:type="spellEnd"/>
       <w:r>
@@ -807,8 +938,47 @@
           <w:rFonts w:ascii="Times New Roman" w:hAnsi="Times New Roman" w:cs="Times New Roman"/>
           <w:sz w:val="28"/>
           <w:szCs w:val="28"/>
-        </w:rPr>
-        <w:t xml:space="preserve"> }</w:t>
+          <w:lang w:val="en-US"/>
+        </w:rPr>
+        <w:t xml:space="preserve"> }}</w:t>
+      </w:r>
+      <w:r>
+        <w:rPr>
+          <w:rFonts w:ascii="Times New Roman" w:hAnsi="Times New Roman" w:cs="Times New Roman"/>
+          <w:sz w:val="28"/>
+          <w:szCs w:val="28"/>
+          <w:lang w:val="en-US"/>
+        </w:rPr>
+        <w:br/>
+      </w:r>
+      <w:r>
+        <w:rPr>
+          <w:rFonts w:ascii="Times New Roman" w:hAnsi="Times New Roman" w:cs="Times New Roman"/>
+          <w:sz w:val="28"/>
+          <w:szCs w:val="28"/>
+          <w:lang w:val="en-US"/>
+        </w:rPr>
+        <w:br/>
+      </w:r>
+      <w:proofErr w:type="gramStart"/>
+      <w:r>
+        <w:rPr>
+          <w:rFonts w:ascii="Times New Roman" w:hAnsi="Times New Roman" w:cs="Times New Roman"/>
+          <w:sz w:val="28"/>
+          <w:szCs w:val="28"/>
+          <w:lang w:val="en-US"/>
+        </w:rPr>
+        <w:t xml:space="preserve">{{ </w:t>
+      </w:r>
+      <w:proofErr w:type="spellStart"/>
+      <w:r>
+        <w:rPr>
+          <w:rFonts w:ascii="Times New Roman" w:hAnsi="Times New Roman" w:cs="Times New Roman"/>
+          <w:sz w:val="28"/>
+          <w:szCs w:val="28"/>
+          <w:lang w:val="en-US"/>
+        </w:rPr>
+        <w:t>absent</w:t>
       </w:r>
       <w:proofErr w:type="gramEnd"/>
       <w:r>
@@ -816,77 +986,9 @@
           <w:rFonts w:ascii="Times New Roman" w:hAnsi="Times New Roman" w:cs="Times New Roman"/>
           <w:sz w:val="28"/>
           <w:szCs w:val="28"/>
-        </w:rPr>
-        <w:t>}</w:t>
-      </w:r>
-    </w:p>
-    <w:p>
-      <w:pPr>
-        <w:spacing w:after="0"/>
-        <w:rPr>
-          <w:rFonts w:ascii="Times New Roman" w:hAnsi="Times New Roman" w:cs="Times New Roman"/>
-          <w:sz w:val="28"/>
-          <w:szCs w:val="28"/>
-        </w:rPr>
-      </w:pPr>
-      <w:r>
-        <w:rPr>
-          <w:rFonts w:ascii="Times New Roman" w:hAnsi="Times New Roman" w:cs="Times New Roman"/>
-          <w:sz w:val="28"/>
-          <w:szCs w:val="28"/>
-        </w:rPr>
-        <w:t>Из них:</w:t>
-      </w:r>
-    </w:p>
-    <w:p>
-      <w:pPr>
-        <w:spacing w:after="0"/>
-        <w:rPr>
-          <w:rFonts w:ascii="Times New Roman" w:hAnsi="Times New Roman" w:cs="Times New Roman"/>
-          <w:sz w:val="28"/>
-          <w:szCs w:val="28"/>
-          <w:lang w:val="en-US"/>
-        </w:rPr>
-      </w:pPr>
-      <w:proofErr w:type="gramStart"/>
-      <w:r>
-        <w:rPr>
-          <w:rFonts w:ascii="Times New Roman" w:hAnsi="Times New Roman" w:cs="Times New Roman"/>
-          <w:sz w:val="28"/>
-          <w:szCs w:val="28"/>
-          <w:lang w:val="en-US"/>
-        </w:rPr>
-        <w:t xml:space="preserve">{{ </w:t>
-      </w:r>
-      <w:proofErr w:type="spellStart"/>
-      <w:r>
-        <w:rPr>
-          <w:rFonts w:ascii="Times New Roman" w:hAnsi="Times New Roman" w:cs="Times New Roman"/>
-          <w:sz w:val="28"/>
-          <w:szCs w:val="28"/>
-          <w:lang w:val="en-US"/>
-        </w:rPr>
-        <w:t>absent</w:t>
-      </w:r>
-      <w:proofErr w:type="gramEnd"/>
-      <w:r>
-        <w:rPr>
-          <w:rFonts w:ascii="Times New Roman" w:hAnsi="Times New Roman" w:cs="Times New Roman"/>
-          <w:sz w:val="28"/>
-          <w:szCs w:val="28"/>
-          <w:lang w:val="en-US"/>
-        </w:rPr>
-        <w:t>_reason_</w:t>
-      </w:r>
-      <w:proofErr w:type="gramStart"/>
-      <w:r>
-        <w:rPr>
-          <w:rFonts w:ascii="Times New Roman" w:hAnsi="Times New Roman" w:cs="Times New Roman"/>
-          <w:sz w:val="28"/>
-          <w:szCs w:val="28"/>
-          <w:lang w:val="en-US"/>
-        </w:rPr>
-        <w:t>lines</w:t>
+          <w:lang w:val="en-US"/>
+        </w:rPr>
+        <w:t>_detail_lines</w:t>
       </w:r>
       <w:proofErr w:type="spellEnd"/>
       <w:r>
@@ -896,17 +998,29 @@
           <w:szCs w:val="28"/>
           <w:lang w:val="en-US"/>
         </w:rPr>
-        <w:t xml:space="preserve"> }</w:t>
-      </w:r>
-      <w:proofErr w:type="gramEnd"/>
-      <w:r>
-        <w:rPr>
-          <w:rFonts w:ascii="Times New Roman" w:hAnsi="Times New Roman" w:cs="Times New Roman"/>
-          <w:sz w:val="28"/>
-          <w:szCs w:val="28"/>
-          <w:lang w:val="en-US"/>
-        </w:rPr>
-        <w:t>}</w:t>
+        <w:t xml:space="preserve"> }}</w:t>
+      </w:r>
+      <w:r>
+        <w:rPr>
+          <w:rFonts w:ascii="Times New Roman" w:hAnsi="Times New Roman" w:cs="Times New Roman"/>
+          <w:b/>
+          <w:bCs/>
+          <w:sz w:val="28"/>
+          <w:szCs w:val="28"/>
+          <w:lang w:val="en-US"/>
+        </w:rPr>
+        <w:br/>
+      </w:r>
+      <w:r>
+        <w:rPr>
+          <w:rFonts w:ascii="Times New Roman" w:hAnsi="Times New Roman" w:cs="Times New Roman"/>
+          <w:b/>
+          <w:bCs/>
+          <w:sz w:val="28"/>
+          <w:szCs w:val="28"/>
+          <w:lang w:val="en-US"/>
+        </w:rPr>
+        <w:br/>
       </w:r>
     </w:p>
     <w:p>
@@ -925,6 +1039,8 @@
         <w:spacing w:after="0"/>
         <w:rPr>
           <w:rFonts w:ascii="Times New Roman" w:hAnsi="Times New Roman" w:cs="Times New Roman"/>
+          <w:b/>
+          <w:bCs/>
           <w:sz w:val="28"/>
           <w:szCs w:val="28"/>
           <w:lang w:val="en-US"/>
@@ -937,18 +1053,16 @@
           <w:bCs/>
           <w:sz w:val="28"/>
           <w:szCs w:val="28"/>
-          <w:u w:val="single"/>
-        </w:rPr>
-        <w:t>Уважительная</w:t>
-      </w:r>
-      <w:r>
-        <w:rPr>
-          <w:rFonts w:ascii="Times New Roman" w:hAnsi="Times New Roman" w:cs="Times New Roman"/>
-          <w:b/>
-          <w:bCs/>
-          <w:sz w:val="28"/>
-          <w:szCs w:val="28"/>
-          <w:u w:val="single"/>
+        </w:rPr>
+        <w:t>Начальник</w:t>
+      </w:r>
+      <w:r>
+        <w:rPr>
+          <w:rFonts w:ascii="Times New Roman" w:hAnsi="Times New Roman" w:cs="Times New Roman"/>
+          <w:b/>
+          <w:bCs/>
+          <w:sz w:val="28"/>
+          <w:szCs w:val="28"/>
           <w:lang w:val="en-US"/>
         </w:rPr>
         <w:t xml:space="preserve"> </w:t>
@@ -960,25 +1074,14 @@
           <w:bCs/>
           <w:sz w:val="28"/>
           <w:szCs w:val="28"/>
-          <w:u w:val="single"/>
-        </w:rPr>
-        <w:t>причина</w:t>
-      </w:r>
-      <w:r>
-        <w:rPr>
-          <w:rFonts w:ascii="Times New Roman" w:hAnsi="Times New Roman" w:cs="Times New Roman"/>
-          <w:b/>
-          <w:bCs/>
-          <w:sz w:val="28"/>
-          <w:szCs w:val="28"/>
-          <w:u w:val="single"/>
-          <w:lang w:val="en-US"/>
-        </w:rPr>
-        <w:t>:</w:t>
-      </w:r>
-      <w:r>
-        <w:rPr>
-          <w:rFonts w:ascii="Times New Roman" w:hAnsi="Times New Roman" w:cs="Times New Roman"/>
+        </w:rPr>
+        <w:t>отдела</w:t>
+      </w:r>
+      <w:r>
+        <w:rPr>
+          <w:rFonts w:ascii="Times New Roman" w:hAnsi="Times New Roman" w:cs="Times New Roman"/>
+          <w:b/>
+          <w:bCs/>
           <w:sz w:val="28"/>
           <w:szCs w:val="28"/>
           <w:lang w:val="en-US"/>
@@ -989,6 +1092,8 @@
       <w:r>
         <w:rPr>
           <w:rFonts w:ascii="Times New Roman" w:hAnsi="Times New Roman" w:cs="Times New Roman"/>
+          <w:b/>
+          <w:bCs/>
           <w:sz w:val="28"/>
           <w:szCs w:val="28"/>
           <w:lang w:val="en-US"/>
@@ -999,16 +1104,20 @@
       <w:r>
         <w:rPr>
           <w:rFonts w:ascii="Times New Roman" w:hAnsi="Times New Roman" w:cs="Times New Roman"/>
-          <w:sz w:val="28"/>
-          <w:szCs w:val="28"/>
-          <w:lang w:val="en-US"/>
-        </w:rPr>
-        <w:t>respect</w:t>
+          <w:b/>
+          <w:bCs/>
+          <w:sz w:val="28"/>
+          <w:szCs w:val="28"/>
+          <w:lang w:val="en-US"/>
+        </w:rPr>
+        <w:t>chief</w:t>
       </w:r>
       <w:proofErr w:type="gramEnd"/>
       <w:r>
         <w:rPr>
           <w:rFonts w:ascii="Times New Roman" w:hAnsi="Times New Roman" w:cs="Times New Roman"/>
+          <w:b/>
+          <w:bCs/>
           <w:sz w:val="28"/>
           <w:szCs w:val="28"/>
           <w:lang w:val="en-US"/>
@@ -1019,16 +1128,20 @@
       <w:r>
         <w:rPr>
           <w:rFonts w:ascii="Times New Roman" w:hAnsi="Times New Roman" w:cs="Times New Roman"/>
-          <w:sz w:val="28"/>
-          <w:szCs w:val="28"/>
-          <w:lang w:val="en-US"/>
-        </w:rPr>
-        <w:t>count</w:t>
+          <w:b/>
+          <w:bCs/>
+          <w:sz w:val="28"/>
+          <w:szCs w:val="28"/>
+          <w:lang w:val="en-US"/>
+        </w:rPr>
+        <w:t>name</w:t>
       </w:r>
       <w:proofErr w:type="spellEnd"/>
       <w:r>
         <w:rPr>
           <w:rFonts w:ascii="Times New Roman" w:hAnsi="Times New Roman" w:cs="Times New Roman"/>
+          <w:b/>
+          <w:bCs/>
           <w:sz w:val="28"/>
           <w:szCs w:val="28"/>
           <w:lang w:val="en-US"/>
@@ -1039,66 +1152,8 @@
       <w:r>
         <w:rPr>
           <w:rFonts w:ascii="Times New Roman" w:hAnsi="Times New Roman" w:cs="Times New Roman"/>
-          <w:sz w:val="28"/>
-          <w:szCs w:val="28"/>
-          <w:lang w:val="en-US"/>
-        </w:rPr>
-        <w:t xml:space="preserve">} </w:t>
-      </w:r>
-      <w:proofErr w:type="gramStart"/>
-      <w:r>
-        <w:rPr>
-          <w:rFonts w:ascii="Times New Roman" w:hAnsi="Times New Roman" w:cs="Times New Roman"/>
-          <w:sz w:val="28"/>
-          <w:szCs w:val="28"/>
-          <w:lang w:val="en-US"/>
-        </w:rPr>
-        <w:t xml:space="preserve">{{ </w:t>
-      </w:r>
-      <w:proofErr w:type="spellStart"/>
-      <w:r>
-        <w:rPr>
-          <w:rFonts w:ascii="Times New Roman" w:hAnsi="Times New Roman" w:cs="Times New Roman"/>
-          <w:sz w:val="28"/>
-          <w:szCs w:val="28"/>
-          <w:lang w:val="en-US"/>
-        </w:rPr>
-        <w:t>respect</w:t>
-      </w:r>
-      <w:proofErr w:type="gramEnd"/>
-      <w:r>
-        <w:rPr>
-          <w:rFonts w:ascii="Times New Roman" w:hAnsi="Times New Roman" w:cs="Times New Roman"/>
-          <w:sz w:val="28"/>
-          <w:szCs w:val="28"/>
-          <w:lang w:val="en-US"/>
-        </w:rPr>
-        <w:t>_</w:t>
-      </w:r>
-      <w:proofErr w:type="gramStart"/>
-      <w:r>
-        <w:rPr>
-          <w:rFonts w:ascii="Times New Roman" w:hAnsi="Times New Roman" w:cs="Times New Roman"/>
-          <w:sz w:val="28"/>
-          <w:szCs w:val="28"/>
-          <w:lang w:val="en-US"/>
-        </w:rPr>
-        <w:t>word</w:t>
-      </w:r>
-      <w:proofErr w:type="spellEnd"/>
-      <w:r>
-        <w:rPr>
-          <w:rFonts w:ascii="Times New Roman" w:hAnsi="Times New Roman" w:cs="Times New Roman"/>
-          <w:sz w:val="28"/>
-          <w:szCs w:val="28"/>
-          <w:lang w:val="en-US"/>
-        </w:rPr>
-        <w:t xml:space="preserve"> }</w:t>
-      </w:r>
-      <w:proofErr w:type="gramEnd"/>
-      <w:r>
-        <w:rPr>
-          <w:rFonts w:ascii="Times New Roman" w:hAnsi="Times New Roman" w:cs="Times New Roman"/>
+          <w:b/>
+          <w:bCs/>
           <w:sz w:val="28"/>
           <w:szCs w:val="28"/>
           <w:lang w:val="en-US"/>
@@ -1111,15 +1166,53 @@
         <w:spacing w:after="0"/>
         <w:rPr>
           <w:rFonts w:ascii="Times New Roman" w:hAnsi="Times New Roman" w:cs="Times New Roman"/>
+          <w:b/>
+          <w:bCs/>
           <w:sz w:val="28"/>
           <w:szCs w:val="28"/>
           <w:lang w:val="en-US"/>
         </w:rPr>
       </w:pPr>
+      <w:r>
+        <w:rPr>
+          <w:rFonts w:ascii="Times New Roman" w:hAnsi="Times New Roman" w:cs="Times New Roman"/>
+          <w:sz w:val="28"/>
+          <w:szCs w:val="28"/>
+        </w:rPr>
+        <w:t>Дата</w:t>
+      </w:r>
+      <w:r>
+        <w:rPr>
+          <w:rFonts w:ascii="Times New Roman" w:hAnsi="Times New Roman" w:cs="Times New Roman"/>
+          <w:sz w:val="28"/>
+          <w:szCs w:val="28"/>
+          <w:lang w:val="en-US"/>
+        </w:rPr>
+        <w:t xml:space="preserve"> </w:t>
+      </w:r>
+      <w:r>
+        <w:rPr>
+          <w:rFonts w:ascii="Times New Roman" w:hAnsi="Times New Roman" w:cs="Times New Roman"/>
+          <w:sz w:val="28"/>
+          <w:szCs w:val="28"/>
+        </w:rPr>
+        <w:t>составления</w:t>
+      </w:r>
+      <w:r>
+        <w:rPr>
+          <w:rFonts w:ascii="Times New Roman" w:hAnsi="Times New Roman" w:cs="Times New Roman"/>
+          <w:sz w:val="28"/>
+          <w:szCs w:val="28"/>
+          <w:lang w:val="en-US"/>
+        </w:rPr>
+        <w:t xml:space="preserve">: </w:t>
+      </w:r>
       <w:proofErr w:type="gramStart"/>
       <w:r>
         <w:rPr>
           <w:rFonts w:ascii="Times New Roman" w:hAnsi="Times New Roman" w:cs="Times New Roman"/>
+          <w:b/>
+          <w:bCs/>
           <w:sz w:val="28"/>
           <w:szCs w:val="28"/>
           <w:lang w:val="en-US"/>
@@ -1130,16 +1223,20 @@
       <w:r>
         <w:rPr>
           <w:rFonts w:ascii="Times New Roman" w:hAnsi="Times New Roman" w:cs="Times New Roman"/>
-          <w:sz w:val="28"/>
-          <w:szCs w:val="28"/>
-          <w:lang w:val="en-US"/>
-        </w:rPr>
-        <w:t>respect</w:t>
+          <w:b/>
+          <w:bCs/>
+          <w:sz w:val="28"/>
+          <w:szCs w:val="28"/>
+          <w:lang w:val="en-US"/>
+        </w:rPr>
+        <w:t>current</w:t>
       </w:r>
       <w:proofErr w:type="gramEnd"/>
       <w:r>
         <w:rPr>
           <w:rFonts w:ascii="Times New Roman" w:hAnsi="Times New Roman" w:cs="Times New Roman"/>
+          <w:b/>
+          <w:bCs/>
           <w:sz w:val="28"/>
           <w:szCs w:val="28"/>
           <w:lang w:val="en-US"/>
@@ -1150,16 +1247,20 @@
       <w:r>
         <w:rPr>
           <w:rFonts w:ascii="Times New Roman" w:hAnsi="Times New Roman" w:cs="Times New Roman"/>
-          <w:sz w:val="28"/>
-          <w:szCs w:val="28"/>
-          <w:lang w:val="en-US"/>
-        </w:rPr>
-        <w:t>lines</w:t>
+          <w:b/>
+          <w:bCs/>
+          <w:sz w:val="28"/>
+          <w:szCs w:val="28"/>
+          <w:lang w:val="en-US"/>
+        </w:rPr>
+        <w:t>date</w:t>
       </w:r>
       <w:proofErr w:type="spellEnd"/>
       <w:r>
         <w:rPr>
           <w:rFonts w:ascii="Times New Roman" w:hAnsi="Times New Roman" w:cs="Times New Roman"/>
+          <w:b/>
+          <w:bCs/>
           <w:sz w:val="28"/>
           <w:szCs w:val="28"/>
           <w:lang w:val="en-US"/>
@@ -1170,302 +1271,14 @@
       <w:r>
         <w:rPr>
           <w:rFonts w:ascii="Times New Roman" w:hAnsi="Times New Roman" w:cs="Times New Roman"/>
+          <w:b/>
+          <w:bCs/>
           <w:sz w:val="28"/>
           <w:szCs w:val="28"/>
           <w:lang w:val="en-US"/>
         </w:rPr>
         <w:t>}</w:t>
       </w:r>
-    </w:p>
-    <w:p>
-      <w:pPr>
-        <w:spacing w:after="0"/>
-        <w:rPr>
-          <w:rFonts w:ascii="Times New Roman" w:hAnsi="Times New Roman" w:cs="Times New Roman"/>
-          <w:sz w:val="28"/>
-          <w:szCs w:val="28"/>
-          <w:lang w:val="en-US"/>
-        </w:rPr>
-      </w:pPr>
-    </w:p>
-    <w:p>
-      <w:pPr>
-        <w:spacing w:after="0"/>
-        <w:rPr>
-          <w:rFonts w:ascii="Times New Roman" w:hAnsi="Times New Roman" w:cs="Times New Roman"/>
-          <w:sz w:val="28"/>
-          <w:szCs w:val="28"/>
-          <w:lang w:val="en-US"/>
-        </w:rPr>
-      </w:pPr>
-    </w:p>
-    <w:p>
-      <w:pPr>
-        <w:spacing w:after="0"/>
-        <w:rPr>
-          <w:rFonts w:ascii="Times New Roman" w:hAnsi="Times New Roman" w:cs="Times New Roman"/>
-          <w:b/>
-          <w:bCs/>
-          <w:sz w:val="28"/>
-          <w:szCs w:val="28"/>
-          <w:lang w:val="en-US"/>
-        </w:rPr>
-      </w:pPr>
-      <w:r>
-        <w:rPr>
-          <w:rFonts w:ascii="Times New Roman" w:hAnsi="Times New Roman" w:cs="Times New Roman"/>
-          <w:b/>
-          <w:bCs/>
-          <w:sz w:val="28"/>
-          <w:szCs w:val="28"/>
-        </w:rPr>
-        <w:t>Начальник</w:t>
-      </w:r>
-      <w:r>
-        <w:rPr>
-          <w:rFonts w:ascii="Times New Roman" w:hAnsi="Times New Roman" w:cs="Times New Roman"/>
-          <w:b/>
-          <w:bCs/>
-          <w:sz w:val="28"/>
-          <w:szCs w:val="28"/>
-          <w:lang w:val="en-US"/>
-        </w:rPr>
-        <w:t xml:space="preserve"> </w:t>
-      </w:r>
-      <w:r>
-        <w:rPr>
-          <w:rFonts w:ascii="Times New Roman" w:hAnsi="Times New Roman" w:cs="Times New Roman"/>
-          <w:b/>
-          <w:bCs/>
-          <w:sz w:val="28"/>
-          <w:szCs w:val="28"/>
-        </w:rPr>
-        <w:t>отдела</w:t>
-      </w:r>
-      <w:r>
-        <w:rPr>
-          <w:rFonts w:ascii="Times New Roman" w:hAnsi="Times New Roman" w:cs="Times New Roman"/>
-          <w:b/>
-          <w:bCs/>
-          <w:sz w:val="28"/>
-          <w:szCs w:val="28"/>
-          <w:lang w:val="en-US"/>
-        </w:rPr>
-        <w:t xml:space="preserve"> </w:t>
-      </w:r>
-      <w:r>
-        <w:rPr>
-          <w:rFonts w:ascii="Times New Roman" w:hAnsi="Times New Roman" w:cs="Times New Roman"/>
-          <w:b/>
-          <w:bCs/>
-          <w:sz w:val="28"/>
-          <w:szCs w:val="28"/>
-          <w:lang w:val="en-US"/>
-        </w:rPr>
-        <w:tab/>
-      </w:r>
-      <w:r>
-        <w:rPr>
-          <w:rFonts w:ascii="Times New Roman" w:hAnsi="Times New Roman" w:cs="Times New Roman"/>
-          <w:b/>
-          <w:bCs/>
-          <w:sz w:val="28"/>
-          <w:szCs w:val="28"/>
-          <w:lang w:val="en-US"/>
-        </w:rPr>
-        <w:tab/>
-      </w:r>
-      <w:r>
-        <w:rPr>
-          <w:rFonts w:ascii="Times New Roman" w:hAnsi="Times New Roman" w:cs="Times New Roman"/>
-          <w:b/>
-          <w:bCs/>
-          <w:sz w:val="28"/>
-          <w:szCs w:val="28"/>
-          <w:lang w:val="en-US"/>
-        </w:rPr>
-        <w:tab/>
-      </w:r>
-      <w:r>
-        <w:rPr>
-          <w:rFonts w:ascii="Times New Roman" w:hAnsi="Times New Roman" w:cs="Times New Roman"/>
-          <w:b/>
-          <w:bCs/>
-          <w:sz w:val="28"/>
-          <w:szCs w:val="28"/>
-          <w:lang w:val="en-US"/>
-        </w:rPr>
-        <w:tab/>
-      </w:r>
-      <w:r>
-        <w:rPr>
-          <w:rFonts w:ascii="Times New Roman" w:hAnsi="Times New Roman" w:cs="Times New Roman"/>
-          <w:b/>
-          <w:bCs/>
-          <w:sz w:val="28"/>
-          <w:szCs w:val="28"/>
-          <w:lang w:val="en-US"/>
-        </w:rPr>
-        <w:tab/>
-      </w:r>
-      <w:proofErr w:type="gramStart"/>
-      <w:r>
-        <w:rPr>
-          <w:rFonts w:ascii="Times New Roman" w:hAnsi="Times New Roman" w:cs="Times New Roman"/>
-          <w:b/>
-          <w:bCs/>
-          <w:sz w:val="28"/>
-          <w:szCs w:val="28"/>
-          <w:lang w:val="en-US"/>
-        </w:rPr>
-        <w:t>{{ chief</w:t>
-      </w:r>
-      <w:proofErr w:type="gramEnd"/>
-      <w:r>
-        <w:rPr>
-          <w:rFonts w:ascii="Times New Roman" w:hAnsi="Times New Roman" w:cs="Times New Roman"/>
-          <w:b/>
-          <w:bCs/>
-          <w:sz w:val="28"/>
-          <w:szCs w:val="28"/>
-          <w:lang w:val="en-US"/>
-        </w:rPr>
-        <w:t>_</w:t>
-      </w:r>
-      <w:proofErr w:type="gramStart"/>
-      <w:r>
-        <w:rPr>
-          <w:rFonts w:ascii="Times New Roman" w:hAnsi="Times New Roman" w:cs="Times New Roman"/>
-          <w:b/>
-          <w:bCs/>
-          <w:sz w:val="28"/>
-          <w:szCs w:val="28"/>
-          <w:lang w:val="en-US"/>
-        </w:rPr>
-        <w:t>name }</w:t>
-      </w:r>
-      <w:proofErr w:type="gramEnd"/>
-      <w:r>
-        <w:rPr>
-          <w:rFonts w:ascii="Times New Roman" w:hAnsi="Times New Roman" w:cs="Times New Roman"/>
-          <w:b/>
-          <w:bCs/>
-          <w:sz w:val="28"/>
-          <w:szCs w:val="28"/>
-          <w:lang w:val="en-US"/>
-        </w:rPr>
-        <w:t>}</w:t>
-      </w:r>
-    </w:p>
-    <w:p>
-      <w:pPr>
-        <w:spacing w:after="0"/>
-        <w:rPr>
-          <w:rFonts w:ascii="Times New Roman" w:hAnsi="Times New Roman" w:cs="Times New Roman"/>
-          <w:b/>
-          <w:bCs/>
-          <w:sz w:val="28"/>
-          <w:szCs w:val="28"/>
-        </w:rPr>
-      </w:pPr>
-      <w:r>
-        <w:rPr>
-          <w:rFonts w:ascii="Times New Roman" w:hAnsi="Times New Roman" w:cs="Times New Roman"/>
-          <w:sz w:val="28"/>
-          <w:szCs w:val="28"/>
-        </w:rPr>
-        <w:t xml:space="preserve">Дата составления: </w:t>
-      </w:r>
-      <w:proofErr w:type="gramStart"/>
-      <w:r>
-        <w:rPr>
-          <w:rFonts w:ascii="Times New Roman" w:hAnsi="Times New Roman" w:cs="Times New Roman"/>
-          <w:b/>
-          <w:bCs/>
-          <w:sz w:val="28"/>
-          <w:szCs w:val="28"/>
-        </w:rPr>
-        <w:t xml:space="preserve">{{ </w:t>
-      </w:r>
-      <w:proofErr w:type="spellStart"/>
-      <w:r>
-        <w:rPr>
-          <w:rFonts w:ascii="Times New Roman" w:hAnsi="Times New Roman" w:cs="Times New Roman"/>
-          <w:b/>
-          <w:bCs/>
-          <w:sz w:val="28"/>
-          <w:szCs w:val="28"/>
-        </w:rPr>
-        <w:t>current</w:t>
-      </w:r>
-      <w:proofErr w:type="gramEnd"/>
-      <w:r>
-        <w:rPr>
-          <w:rFonts w:ascii="Times New Roman" w:hAnsi="Times New Roman" w:cs="Times New Roman"/>
-          <w:b/>
-          <w:bCs/>
-          <w:sz w:val="28"/>
-          <w:szCs w:val="28"/>
-        </w:rPr>
-        <w:t>_</w:t>
-      </w:r>
-      <w:proofErr w:type="gramStart"/>
-      <w:r>
-        <w:rPr>
-          <w:rFonts w:ascii="Times New Roman" w:hAnsi="Times New Roman" w:cs="Times New Roman"/>
-          <w:b/>
-          <w:bCs/>
-          <w:sz w:val="28"/>
-          <w:szCs w:val="28"/>
-        </w:rPr>
-        <w:t>date</w:t>
-      </w:r>
-      <w:proofErr w:type="spellEnd"/>
-      <w:r>
-        <w:rPr>
-          <w:rFonts w:ascii="Times New Roman" w:hAnsi="Times New Roman" w:cs="Times New Roman"/>
-          <w:b/>
-          <w:bCs/>
-          <w:sz w:val="28"/>
-          <w:szCs w:val="28"/>
-        </w:rPr>
-        <w:t xml:space="preserve"> }</w:t>
-      </w:r>
-      <w:proofErr w:type="gramEnd"/>
-      <w:r>
-        <w:rPr>
-          <w:rFonts w:ascii="Times New Roman" w:hAnsi="Times New Roman" w:cs="Times New Roman"/>
-          <w:b/>
-          <w:bCs/>
-          <w:sz w:val="28"/>
-          <w:szCs w:val="28"/>
-        </w:rPr>
-        <w:t>}</w:t>
-      </w:r>
-    </w:p>
-    <w:p>
-      <w:pPr>
-        <w:spacing w:after="0"/>
-        <w:rPr>
-          <w:rFonts w:ascii="Times New Roman" w:hAnsi="Times New Roman" w:cs="Times New Roman"/>
-          <w:b/>
-          <w:bCs/>
-          <w:sz w:val="28"/>
-          <w:szCs w:val="28"/>
-        </w:rPr>
-      </w:pPr>
-    </w:p>
-    <w:p>
-      <w:pPr>
-        <w:spacing w:after="0"/>
-        <w:rPr>
-          <w:rFonts w:ascii="Times New Roman" w:hAnsi="Times New Roman" w:cs="Times New Roman"/>
-          <w:b/>
-          <w:bCs/>
-          <w:sz w:val="28"/>
-          <w:szCs w:val="28"/>
-        </w:rPr>
-      </w:pPr>
     </w:p>
     <w:sectPr>
       <w:pgSz w:w="11906" w:h="16838"/>
@@ -2081,7 +1894,6 @@
   <w:style w:type="character" w:default="1" w:styleId="a0">
     <w:name w:val="Default Paragraph Font"/>
     <w:uiPriority w:val="1"/>
-    <w:semiHidden/>
     <w:unhideWhenUsed/>
   </w:style>
   <w:style w:type="table" w:default="1" w:styleId="a1">
